--- a/flow/20230927_hours/drafts/2024-07-u/12.07.docx
+++ b/flow/20230927_hours/drafts/2024-07-u/12.07.docx
@@ -94,18 +94,15 @@
     </w:p>
     <w:p>
       <w:pPr>
-        <w:spacing w:line="240" w:lineRule="auto"/>
-        <w:rPr>
-          <w:rFonts w:ascii="Times New Roman" w:hAnsi="Times New Roman"/>
-          <w:sz w:val="24"/>
-        </w:rPr>
-      </w:pPr>
-      <w:r>
-        <w:rPr>
-          <w:rFonts w:ascii="Times New Roman" w:hAnsi="Times New Roman"/>
-          <w:sz w:val="24"/>
-        </w:rPr>
-        <w:t>Царю небесний, утішителю, Душе істини,* що всюди єси і все наповняєш,* скарбе дібр і життя подателю,* прийди і вселися в нас,* і очисти нас від усякої скверни,* і спаси, Благий, душі наші.</w:t>
+        <w:pStyle w:val="a"/>
+        <w:spacing w:after="120"/>
+      </w:pPr>
+      <w:r>
+        <w:rPr>
+          <w:rFonts w:ascii="Times New Roman" w:hAnsi="Times New Roman"/>
+          <w:sz w:val="24"/>
+        </w:rPr>
+        <w:t>Ца́рю небе́сний, утіши́телю, Ду́ше íстини,* що всю́ди єси́ і все наповня́єш,* скарбни́це благ і життя́ пода́телю,* прийди́, і всели́ся в нас,* і очи́сти нас від уся́кої скве́рни,* і спаси́, благи́й, ду́ші на́ші.</w:t>
       </w:r>
     </w:p>
     <w:p>
@@ -280,51 +277,24 @@
     </w:p>
     <w:p>
       <w:pPr>
-        <w:spacing w:line="240" w:lineRule="auto"/>
-        <w:rPr>
-          <w:rFonts w:ascii="Times New Roman" w:hAnsi="Times New Roman"/>
-          <w:sz w:val="24"/>
-        </w:rPr>
-      </w:pPr>
-      <w:r>
-        <w:rPr>
-          <w:rFonts w:ascii="Times New Roman" w:hAnsi="Times New Roman"/>
-          <w:i/>
-          <w:color w:val="FF0000"/>
-          <w:sz w:val="24"/>
-        </w:rPr>
-        <w:t>Священик</w:t>
-      </w:r>
-      <w:r>
-        <w:rPr>
-          <w:rFonts w:ascii="Times New Roman" w:hAnsi="Times New Roman"/>
-          <w:i/>
-          <w:color w:val="FF0000"/>
-          <w:sz w:val="24"/>
-        </w:rPr>
-        <w:t>:</w:t>
-      </w:r>
-      <w:r>
-        <w:rPr>
-          <w:rFonts w:ascii="Times New Roman" w:hAnsi="Times New Roman"/>
-          <w:color w:val="FF0000"/>
-          <w:sz w:val="24"/>
-        </w:rPr>
-        <w:t xml:space="preserve"> </w:t>
-      </w:r>
-      <w:r>
-        <w:rPr>
-          <w:rFonts w:ascii="Times New Roman" w:hAnsi="Times New Roman"/>
-          <w:sz w:val="24"/>
-        </w:rPr>
-        <w:t xml:space="preserve">Бо твоє є царство, і сила, і слава, Отця, і Сина, і Святого Духа, нині і повсякчас, і на віки </w:t>
-      </w:r>
-      <w:r>
-        <w:rPr>
-          <w:rFonts w:ascii="Times New Roman" w:hAnsi="Times New Roman"/>
-          <w:sz w:val="24"/>
-        </w:rPr>
-        <w:t>віків.</w:t>
+        <w:pStyle w:val="a"/>
+        <w:spacing w:after="120"/>
+      </w:pPr>
+      <w:r>
+        <w:rPr>
+          <w:rFonts w:ascii="Times New Roman" w:hAnsi="Times New Roman"/>
+          <w:i/>
+          <w:color w:val="FF0000"/>
+          <w:sz w:val="24"/>
+        </w:rPr>
+        <w:t>Священник:</w:t>
+      </w:r>
+      <w:r>
+        <w:rPr>
+          <w:rFonts w:ascii="Times New Roman" w:hAnsi="Times New Roman"/>
+          <w:sz w:val="24"/>
+        </w:rPr>
+        <w:t xml:space="preserve"> Бо Твоє є царство, і сила, і слава, Отця, і Сина, і Святого Духа, нині, і повсякчас, і на віки віків.</w:t>
       </w:r>
     </w:p>
     <w:p>
@@ -1645,34 +1615,24 @@
     </w:p>
     <w:p>
       <w:pPr>
-        <w:spacing w:line="240" w:lineRule="auto"/>
-        <w:rPr>
-          <w:rFonts w:ascii="Times New Roman" w:hAnsi="Times New Roman"/>
-          <w:sz w:val="24"/>
-        </w:rPr>
-      </w:pPr>
-      <w:r>
-        <w:rPr>
-          <w:rFonts w:ascii="Times New Roman" w:hAnsi="Times New Roman"/>
-          <w:i/>
-          <w:color w:val="FF0000"/>
-          <w:sz w:val="24"/>
-        </w:rPr>
-        <w:t xml:space="preserve">Священик: </w:t>
-      </w:r>
-      <w:r>
-        <w:rPr>
-          <w:rFonts w:ascii="Times New Roman" w:hAnsi="Times New Roman"/>
-          <w:sz w:val="24"/>
-        </w:rPr>
-        <w:t xml:space="preserve">Бо твоє є царство, і сила, і слава, Отця, і Сина, і Святого Духа, нині і повсякчас, і на віки </w:t>
-      </w:r>
-      <w:r>
-        <w:rPr>
-          <w:rFonts w:ascii="Times New Roman" w:hAnsi="Times New Roman"/>
-          <w:sz w:val="24"/>
-        </w:rPr>
-        <w:t>віків.</w:t>
+        <w:pStyle w:val="a"/>
+        <w:spacing w:after="120"/>
+      </w:pPr>
+      <w:r>
+        <w:rPr>
+          <w:rFonts w:ascii="Times New Roman" w:hAnsi="Times New Roman"/>
+          <w:i/>
+          <w:color w:val="FF0000"/>
+          <w:sz w:val="24"/>
+        </w:rPr>
+        <w:t>Священник:</w:t>
+      </w:r>
+      <w:r>
+        <w:rPr>
+          <w:rFonts w:ascii="Times New Roman" w:hAnsi="Times New Roman"/>
+          <w:sz w:val="24"/>
+        </w:rPr>
+        <w:t xml:space="preserve"> Бо Твоє є царство, і сила, і слава, Отця, і Сина, і Святого Духа, нині, і повсякчас, і на віки віків.</w:t>
       </w:r>
     </w:p>
     <w:p>
@@ -2381,18 +2341,15 @@
     </w:p>
     <w:p>
       <w:pPr>
-        <w:spacing w:line="240" w:lineRule="auto"/>
-        <w:rPr>
-          <w:rFonts w:ascii="Times New Roman" w:hAnsi="Times New Roman"/>
-          <w:sz w:val="24"/>
-        </w:rPr>
-      </w:pPr>
-      <w:r>
-        <w:rPr>
-          <w:rFonts w:ascii="Times New Roman" w:hAnsi="Times New Roman"/>
-          <w:sz w:val="24"/>
-        </w:rPr>
-        <w:t>Царю небесний, утішителю, Душе істини,* що всюди єси і все наповняєш,* скарбе дібр і життя подателю,* прийди і вселися в нас,* і очисти нас від усякої скверни,* і спаси, Благий, душі наші.</w:t>
+        <w:pStyle w:val="a"/>
+        <w:spacing w:after="120"/>
+      </w:pPr>
+      <w:r>
+        <w:rPr>
+          <w:rFonts w:ascii="Times New Roman" w:hAnsi="Times New Roman"/>
+          <w:sz w:val="24"/>
+        </w:rPr>
+        <w:t>Ца́рю небе́сний, утіши́телю, Ду́ше íстини,* що всю́ди єси́ і все наповня́єш,* скарбни́це благ і життя́ пода́телю,* прийди́, і всели́ся в нас,* і очи́сти нас від уся́кої скве́рни,* і спаси́, благи́й, ду́ші на́ші.</w:t>
       </w:r>
     </w:p>
     <w:p>
@@ -2581,34 +2538,24 @@
     </w:p>
     <w:p>
       <w:pPr>
-        <w:spacing w:line="240" w:lineRule="auto"/>
-        <w:rPr>
-          <w:rFonts w:ascii="Times New Roman" w:hAnsi="Times New Roman"/>
-          <w:sz w:val="24"/>
-        </w:rPr>
-      </w:pPr>
-      <w:r>
-        <w:rPr>
-          <w:rFonts w:ascii="Times New Roman" w:hAnsi="Times New Roman"/>
-          <w:i/>
-          <w:color w:val="FF0000"/>
-          <w:sz w:val="24"/>
-        </w:rPr>
-        <w:t xml:space="preserve">Священик: </w:t>
-      </w:r>
-      <w:r>
-        <w:rPr>
-          <w:rFonts w:ascii="Times New Roman" w:hAnsi="Times New Roman"/>
-          <w:sz w:val="24"/>
-        </w:rPr>
-        <w:t xml:space="preserve">Бо твоє є царство, і сила, і слава, Отця, і Сина, і Святого Духа, нині і повсякчас, і на віки </w:t>
-      </w:r>
-      <w:r>
-        <w:rPr>
-          <w:rFonts w:ascii="Times New Roman" w:hAnsi="Times New Roman"/>
-          <w:sz w:val="24"/>
-        </w:rPr>
-        <w:t>віків.</w:t>
+        <w:pStyle w:val="a"/>
+        <w:spacing w:after="120"/>
+      </w:pPr>
+      <w:r>
+        <w:rPr>
+          <w:rFonts w:ascii="Times New Roman" w:hAnsi="Times New Roman"/>
+          <w:i/>
+          <w:color w:val="FF0000"/>
+          <w:sz w:val="24"/>
+        </w:rPr>
+        <w:t>Священник:</w:t>
+      </w:r>
+      <w:r>
+        <w:rPr>
+          <w:rFonts w:ascii="Times New Roman" w:hAnsi="Times New Roman"/>
+          <w:sz w:val="24"/>
+        </w:rPr>
+        <w:t xml:space="preserve"> Бо Твоє є царство, і сила, і слава, Отця, і Сина, і Святого Духа, нині, і повсякчас, і на віки віків.</w:t>
       </w:r>
     </w:p>
     <w:p>
@@ -4278,34 +4225,24 @@
     </w:p>
     <w:p>
       <w:pPr>
-        <w:spacing w:line="240" w:lineRule="auto"/>
-        <w:rPr>
-          <w:rFonts w:ascii="Times New Roman" w:hAnsi="Times New Roman"/>
-          <w:sz w:val="24"/>
-        </w:rPr>
-      </w:pPr>
-      <w:r>
-        <w:rPr>
-          <w:rFonts w:ascii="Times New Roman" w:hAnsi="Times New Roman"/>
-          <w:i/>
-          <w:color w:val="FF0000"/>
-          <w:sz w:val="24"/>
-        </w:rPr>
-        <w:t xml:space="preserve">Священик: </w:t>
-      </w:r>
-      <w:r>
-        <w:rPr>
-          <w:rFonts w:ascii="Times New Roman" w:hAnsi="Times New Roman"/>
-          <w:sz w:val="24"/>
-        </w:rPr>
-        <w:t xml:space="preserve">Бо твоє є царство, і сила, і слава, Отця, і Сина, і Святого Духа, нині і повсякчас, і на віки </w:t>
-      </w:r>
-      <w:r>
-        <w:rPr>
-          <w:rFonts w:ascii="Times New Roman" w:hAnsi="Times New Roman"/>
-          <w:sz w:val="24"/>
-        </w:rPr>
-        <w:t>віків.</w:t>
+        <w:pStyle w:val="a"/>
+        <w:spacing w:after="120"/>
+      </w:pPr>
+      <w:r>
+        <w:rPr>
+          <w:rFonts w:ascii="Times New Roman" w:hAnsi="Times New Roman"/>
+          <w:i/>
+          <w:color w:val="FF0000"/>
+          <w:sz w:val="24"/>
+        </w:rPr>
+        <w:t>Священник:</w:t>
+      </w:r>
+      <w:r>
+        <w:rPr>
+          <w:rFonts w:ascii="Times New Roman" w:hAnsi="Times New Roman"/>
+          <w:sz w:val="24"/>
+        </w:rPr>
+        <w:t xml:space="preserve"> Бо Твоє є царство, і сила, і слава, Отця, і Сина, і Святого Духа, нині, і повсякчас, і на віки віків.</w:t>
       </w:r>
     </w:p>
     <w:p>
@@ -5021,18 +4958,15 @@
     </w:p>
     <w:p>
       <w:pPr>
-        <w:spacing w:line="240" w:lineRule="auto"/>
-        <w:rPr>
-          <w:rFonts w:ascii="Times New Roman" w:hAnsi="Times New Roman"/>
-          <w:sz w:val="24"/>
-        </w:rPr>
-      </w:pPr>
-      <w:r>
-        <w:rPr>
-          <w:rFonts w:ascii="Times New Roman" w:hAnsi="Times New Roman"/>
-          <w:sz w:val="24"/>
-        </w:rPr>
-        <w:t>Царю небесний, утішителю, Душе істини,* що всюди єси і все наповняєш,* скарбе дібр і життя подателю,* прийди і вселися в нас,* і очисти нас від усякої скверни,* і спаси, Благий, душі наші.</w:t>
+        <w:pStyle w:val="a"/>
+        <w:spacing w:after="120"/>
+      </w:pPr>
+      <w:r>
+        <w:rPr>
+          <w:rFonts w:ascii="Times New Roman" w:hAnsi="Times New Roman"/>
+          <w:sz w:val="24"/>
+        </w:rPr>
+        <w:t>Ца́рю небе́сний, утіши́телю, Ду́ше íстини,* що всю́ди єси́ і все наповня́єш,* скарбни́це благ і життя́ пода́телю,* прийди́, і всели́ся в нас,* і очи́сти нас від уся́кої скве́рни,* і спаси́, благи́й, ду́ші на́ші.</w:t>
       </w:r>
     </w:p>
     <w:p>
@@ -5207,34 +5141,24 @@
     </w:p>
     <w:p>
       <w:pPr>
-        <w:spacing w:line="240" w:lineRule="auto"/>
-        <w:rPr>
-          <w:rFonts w:ascii="Times New Roman" w:hAnsi="Times New Roman"/>
-          <w:sz w:val="24"/>
-        </w:rPr>
-      </w:pPr>
-      <w:r>
-        <w:rPr>
-          <w:rFonts w:ascii="Times New Roman" w:hAnsi="Times New Roman"/>
-          <w:i/>
-          <w:color w:val="FF0000"/>
-          <w:sz w:val="24"/>
-        </w:rPr>
-        <w:t xml:space="preserve">Священик: </w:t>
-      </w:r>
-      <w:r>
-        <w:rPr>
-          <w:rFonts w:ascii="Times New Roman" w:hAnsi="Times New Roman"/>
-          <w:sz w:val="24"/>
-        </w:rPr>
-        <w:t xml:space="preserve">Бо твоє є царство, і сила, і слава, Отця, і Сина, і Святого Духа, нині і повсякчас, і на віки </w:t>
-      </w:r>
-      <w:r>
-        <w:rPr>
-          <w:rFonts w:ascii="Times New Roman" w:hAnsi="Times New Roman"/>
-          <w:sz w:val="24"/>
-        </w:rPr>
-        <w:t>віків.</w:t>
+        <w:pStyle w:val="a"/>
+        <w:spacing w:after="120"/>
+      </w:pPr>
+      <w:r>
+        <w:rPr>
+          <w:rFonts w:ascii="Times New Roman" w:hAnsi="Times New Roman"/>
+          <w:i/>
+          <w:color w:val="FF0000"/>
+          <w:sz w:val="24"/>
+        </w:rPr>
+        <w:t>Священник:</w:t>
+      </w:r>
+      <w:r>
+        <w:rPr>
+          <w:rFonts w:ascii="Times New Roman" w:hAnsi="Times New Roman"/>
+          <w:sz w:val="24"/>
+        </w:rPr>
+        <w:t xml:space="preserve"> Бо Твоє є царство, і сила, і слава, Отця, і Сина, і Святого Духа, нині, і повсякчас, і на віки віків.</w:t>
       </w:r>
     </w:p>
     <w:p>
@@ -6787,34 +6711,24 @@
     </w:p>
     <w:p>
       <w:pPr>
-        <w:spacing w:line="240" w:lineRule="auto"/>
-        <w:rPr>
-          <w:rFonts w:ascii="Times New Roman" w:hAnsi="Times New Roman"/>
-          <w:sz w:val="24"/>
-        </w:rPr>
-      </w:pPr>
-      <w:r>
-        <w:rPr>
-          <w:rFonts w:ascii="Times New Roman" w:hAnsi="Times New Roman"/>
-          <w:i/>
-          <w:color w:val="FF0000"/>
-          <w:sz w:val="24"/>
-        </w:rPr>
-        <w:t xml:space="preserve">Священик: </w:t>
-      </w:r>
-      <w:r>
-        <w:rPr>
-          <w:rFonts w:ascii="Times New Roman" w:hAnsi="Times New Roman"/>
-          <w:sz w:val="24"/>
-        </w:rPr>
-        <w:t xml:space="preserve">Бо твоє є царство, і сила, і слава, Отця, і Сина, і Святого Духа, нині і повсякчас, і на віки </w:t>
-      </w:r>
-      <w:r>
-        <w:rPr>
-          <w:rFonts w:ascii="Times New Roman" w:hAnsi="Times New Roman"/>
-          <w:sz w:val="24"/>
-        </w:rPr>
-        <w:t>віків.</w:t>
+        <w:pStyle w:val="a"/>
+        <w:spacing w:after="120"/>
+      </w:pPr>
+      <w:r>
+        <w:rPr>
+          <w:rFonts w:ascii="Times New Roman" w:hAnsi="Times New Roman"/>
+          <w:i/>
+          <w:color w:val="FF0000"/>
+          <w:sz w:val="24"/>
+        </w:rPr>
+        <w:t>Священник:</w:t>
+      </w:r>
+      <w:r>
+        <w:rPr>
+          <w:rFonts w:ascii="Times New Roman" w:hAnsi="Times New Roman"/>
+          <w:sz w:val="24"/>
+        </w:rPr>
+        <w:t xml:space="preserve"> Бо Твоє є царство, і сила, і слава, Отця, і Сина, і Святого Духа, нині, і повсякчас, і на віки віків.</w:t>
       </w:r>
     </w:p>
     <w:p>
@@ -7640,18 +7554,15 @@
     </w:p>
     <w:p>
       <w:pPr>
-        <w:spacing w:line="240" w:lineRule="auto"/>
-        <w:rPr>
-          <w:rFonts w:ascii="Times New Roman" w:hAnsi="Times New Roman"/>
-          <w:sz w:val="24"/>
-        </w:rPr>
-      </w:pPr>
-      <w:r>
-        <w:rPr>
-          <w:rFonts w:ascii="Times New Roman" w:hAnsi="Times New Roman"/>
-          <w:sz w:val="24"/>
-        </w:rPr>
-        <w:t>Царю небесний, утішителю, Душе істини,* що всюди єси і все наповняєш,* скарбе дібр і життя подателю,* прийди і вселися в нас,* і очисти нас від усякої скверни,* і спаси, Благий, душі наші.</w:t>
+        <w:pStyle w:val="a"/>
+        <w:spacing w:after="120"/>
+      </w:pPr>
+      <w:r>
+        <w:rPr>
+          <w:rFonts w:ascii="Times New Roman" w:hAnsi="Times New Roman"/>
+          <w:sz w:val="24"/>
+        </w:rPr>
+        <w:t>Ца́рю небе́сний, утіши́телю, Ду́ше íстини,* що всю́ди єси́ і все наповня́єш,* скарбни́це благ і життя́ пода́телю,* прийди́, і всели́ся в нас,* і очи́сти нас від уся́кої скве́рни,* і спаси́, благи́й, ду́ші на́ші.</w:t>
       </w:r>
     </w:p>
     <w:p>
@@ -7812,34 +7723,24 @@
     </w:p>
     <w:p>
       <w:pPr>
-        <w:spacing w:line="240" w:lineRule="auto"/>
-        <w:rPr>
-          <w:rFonts w:ascii="Times New Roman" w:hAnsi="Times New Roman"/>
-          <w:sz w:val="24"/>
-        </w:rPr>
-      </w:pPr>
-      <w:r>
-        <w:rPr>
-          <w:rFonts w:ascii="Times New Roman" w:hAnsi="Times New Roman"/>
-          <w:i/>
-          <w:color w:val="FF0000"/>
-          <w:sz w:val="24"/>
-        </w:rPr>
-        <w:t xml:space="preserve">Священик: </w:t>
-      </w:r>
-      <w:r>
-        <w:rPr>
-          <w:rFonts w:ascii="Times New Roman" w:hAnsi="Times New Roman"/>
-          <w:sz w:val="24"/>
-        </w:rPr>
-        <w:t xml:space="preserve">Бо твоє є царство, і сила, і слава, Отця, і Сина, і Святого Духа, нині і повсякчас, і на віки </w:t>
-      </w:r>
-      <w:r>
-        <w:rPr>
-          <w:rFonts w:ascii="Times New Roman" w:hAnsi="Times New Roman"/>
-          <w:sz w:val="24"/>
-        </w:rPr>
-        <w:t>віків.</w:t>
+        <w:pStyle w:val="a"/>
+        <w:spacing w:after="120"/>
+      </w:pPr>
+      <w:r>
+        <w:rPr>
+          <w:rFonts w:ascii="Times New Roman" w:hAnsi="Times New Roman"/>
+          <w:i/>
+          <w:color w:val="FF0000"/>
+          <w:sz w:val="24"/>
+        </w:rPr>
+        <w:t>Священник:</w:t>
+      </w:r>
+      <w:r>
+        <w:rPr>
+          <w:rFonts w:ascii="Times New Roman" w:hAnsi="Times New Roman"/>
+          <w:sz w:val="24"/>
+        </w:rPr>
+        <w:t xml:space="preserve"> Бо Твоє є царство, і сила, і слава, Отця, і Сина, і Святого Духа, нині, і повсякчас, і на віки віків.</w:t>
       </w:r>
     </w:p>
     <w:p>
@@ -9205,34 +9106,24 @@
     </w:p>
     <w:p>
       <w:pPr>
-        <w:spacing w:line="240" w:lineRule="auto"/>
-        <w:rPr>
-          <w:rFonts w:ascii="Times New Roman" w:hAnsi="Times New Roman"/>
-          <w:sz w:val="24"/>
-        </w:rPr>
-      </w:pPr>
-      <w:r>
-        <w:rPr>
-          <w:rFonts w:ascii="Times New Roman" w:hAnsi="Times New Roman"/>
-          <w:i/>
-          <w:color w:val="FF0000"/>
-          <w:sz w:val="24"/>
-        </w:rPr>
-        <w:t xml:space="preserve">Священик: </w:t>
-      </w:r>
-      <w:r>
-        <w:rPr>
-          <w:rFonts w:ascii="Times New Roman" w:hAnsi="Times New Roman"/>
-          <w:sz w:val="24"/>
-        </w:rPr>
-        <w:t xml:space="preserve">Бо твоє є царство, і сила, і слава, Отця, і Сина, і Святого Духа, нині і повсякчас, і на віки </w:t>
-      </w:r>
-      <w:r>
-        <w:rPr>
-          <w:rFonts w:ascii="Times New Roman" w:hAnsi="Times New Roman"/>
-          <w:sz w:val="24"/>
-        </w:rPr>
-        <w:t>віків.</w:t>
+        <w:pStyle w:val="a"/>
+        <w:spacing w:after="120"/>
+      </w:pPr>
+      <w:r>
+        <w:rPr>
+          <w:rFonts w:ascii="Times New Roman" w:hAnsi="Times New Roman"/>
+          <w:i/>
+          <w:color w:val="FF0000"/>
+          <w:sz w:val="24"/>
+        </w:rPr>
+        <w:t>Священник:</w:t>
+      </w:r>
+      <w:r>
+        <w:rPr>
+          <w:rFonts w:ascii="Times New Roman" w:hAnsi="Times New Roman"/>
+          <w:sz w:val="24"/>
+        </w:rPr>
+        <w:t xml:space="preserve"> Бо Твоє є царство, і сила, і слава, Отця, і Сина, і Святого Духа, нині, і повсякчас, і на віки віків.</w:t>
       </w:r>
     </w:p>
     <w:p>

--- a/flow/20230927_hours/drafts/2024-07-u/12.07.docx
+++ b/flow/20230927_hours/drafts/2024-07-u/12.07.docx
@@ -1,10 +1,10 @@
 
 <file path=word/document.xml><?xml version="1.0" encoding="utf-8"?>
-<w:document xmlns:wpc="http://schemas.microsoft.com/office/word/2010/wordprocessingCanvas" xmlns:cx="http://schemas.microsoft.com/office/drawing/2014/chartex" xmlns:cx1="http://schemas.microsoft.com/office/drawing/2015/9/8/chartex" xmlns:cx2="http://schemas.microsoft.com/office/drawing/2015/10/21/chartex" xmlns:cx3="http://schemas.microsoft.com/office/drawing/2016/5/9/chartex" xmlns:cx4="http://schemas.microsoft.com/office/drawing/2016/5/10/chartex" xmlns:cx5="http://schemas.microsoft.com/office/drawing/2016/5/11/chartex" xmlns:cx6="http://schemas.microsoft.com/office/drawing/2016/5/12/chartex" xmlns:cx7="http://schemas.microsoft.com/office/drawing/2016/5/13/chartex" xmlns:cx8="http://schemas.microsoft.com/office/drawing/2016/5/14/chartex" xmlns:mc="http://schemas.openxmlformats.org/markup-compatibility/2006" xmlns:aink="http://schemas.microsoft.com/office/drawing/2016/ink" xmlns:am3d="http://schemas.microsoft.com/office/drawing/2017/model3d" xmlns:o="urn:schemas-microsoft-com:office:office" xmlns:oel="http://schemas.microsoft.com/office/2019/extlst" xmlns:r="http://schemas.openxmlformats.org/officeDocument/2006/relationships" xmlns:m="http://schemas.openxmlformats.org/officeDocument/2006/math" xmlns:v="urn:schemas-microsoft-com:vml" xmlns:wp14="http://schemas.microsoft.com/office/word/2010/wordprocessingDrawing" xmlns:wp="http://schemas.openxmlformats.org/drawingml/2006/wordprocessingDrawing" xmlns:w10="urn:schemas-microsoft-com:office:word" xmlns:w="http://schemas.openxmlformats.org/wordprocessingml/2006/main" xmlns:w14="http://schemas.microsoft.com/office/word/2010/wordml" xmlns:w15="http://schemas.microsoft.com/office/word/2012/wordml" xmlns:w16cex="http://schemas.microsoft.com/office/word/2018/wordml/cex" xmlns:w16cid="http://schemas.microsoft.com/office/word/2016/wordml/cid" xmlns:w16="http://schemas.microsoft.com/office/word/2018/wordml" xmlns:w16du="http://schemas.microsoft.com/office/word/2023/wordml/word16du" xmlns:w16sdtdh="http://schemas.microsoft.com/office/word/2020/wordml/sdtdatahash" xmlns:w16se="http://schemas.microsoft.com/office/word/2015/wordml/symex" xmlns:wpg="http://schemas.microsoft.com/office/word/2010/wordprocessingGroup" xmlns:wpi="http://schemas.microsoft.com/office/word/2010/wordprocessingInk" xmlns:wne="http://schemas.microsoft.com/office/word/2006/wordml" xmlns:wps="http://schemas.microsoft.com/office/word/2010/wordprocessingShape" mc:Ignorable="w14 w15 w16se w16cid w16 w16cex w16sdtdh wp14">
+<w:document xmlns:wpc="http://schemas.microsoft.com/office/word/2010/wordprocessingCanvas" xmlns:cx="http://schemas.microsoft.com/office/drawing/2014/chartex" xmlns:cx1="http://schemas.microsoft.com/office/drawing/2015/9/8/chartex" xmlns:cx2="http://schemas.microsoft.com/office/drawing/2015/10/21/chartex" xmlns:cx3="http://schemas.microsoft.com/office/drawing/2016/5/9/chartex" xmlns:cx4="http://schemas.microsoft.com/office/drawing/2016/5/10/chartex" xmlns:cx5="http://schemas.microsoft.com/office/drawing/2016/5/11/chartex" xmlns:cx6="http://schemas.microsoft.com/office/drawing/2016/5/12/chartex" xmlns:cx7="http://schemas.microsoft.com/office/drawing/2016/5/13/chartex" xmlns:cx8="http://schemas.microsoft.com/office/drawing/2016/5/14/chartex" xmlns:mc="http://schemas.openxmlformats.org/markup-compatibility/2006" xmlns:aink="http://schemas.microsoft.com/office/drawing/2016/ink" xmlns:am3d="http://schemas.microsoft.com/office/drawing/2017/model3d" xmlns:o="urn:schemas-microsoft-com:office:office" xmlns:r="http://schemas.openxmlformats.org/officeDocument/2006/relationships" xmlns:m="http://schemas.openxmlformats.org/officeDocument/2006/math" xmlns:v="urn:schemas-microsoft-com:vml" xmlns:wp14="http://schemas.microsoft.com/office/word/2010/wordprocessingDrawing" xmlns:wp="http://schemas.openxmlformats.org/drawingml/2006/wordprocessingDrawing" xmlns:w10="urn:schemas-microsoft-com:office:word" xmlns:w="http://schemas.openxmlformats.org/wordprocessingml/2006/main" xmlns:w14="http://schemas.microsoft.com/office/word/2010/wordml" xmlns:w15="http://schemas.microsoft.com/office/word/2012/wordml" xmlns:w16cex="http://schemas.microsoft.com/office/word/2018/wordml/cex" xmlns:w16cid="http://schemas.microsoft.com/office/word/2016/wordml/cid" xmlns:w16="http://schemas.microsoft.com/office/word/2018/wordml" xmlns:w16sdtdh="http://schemas.microsoft.com/office/word/2020/wordml/sdtdatahash" xmlns:w16se="http://schemas.microsoft.com/office/word/2015/wordml/symex" xmlns:wpg="http://schemas.microsoft.com/office/word/2010/wordprocessingGroup" xmlns:wpi="http://schemas.microsoft.com/office/word/2010/wordprocessingInk" xmlns:wne="http://schemas.microsoft.com/office/word/2006/wordml" xmlns:wps="http://schemas.microsoft.com/office/word/2010/wordprocessingShape" mc:Ignorable="w14 w15 w16se w16cid w16 w16cex w16sdtdh wp14">
   <w:body>
     <w:p>
       <w:pPr>
-        <w:pStyle w:val="Heading2"/>
+        <w:pStyle w:val="2"/>
         <w:spacing w:line="240" w:lineRule="auto"/>
         <w:jc w:val="center"/>
         <w:rPr>
@@ -180,7 +180,55 @@
           <w:rFonts w:ascii="Times New Roman" w:hAnsi="Times New Roman"/>
           <w:sz w:val="24"/>
         </w:rPr>
-        <w:t>Пресвята Тройце, помилуй нас;* Господи, очисти гріхи наші;* Владико, прости беззаконня наші;* Святий, завітай і зціли немочі наші імени твого ради.</w:t>
+        <w:t xml:space="preserve">Пресвята </w:t>
+      </w:r>
+      <w:proofErr w:type="spellStart"/>
+      <w:r>
+        <w:rPr>
+          <w:rFonts w:ascii="Times New Roman" w:hAnsi="Times New Roman"/>
+          <w:sz w:val="24"/>
+        </w:rPr>
+        <w:t>Тройце</w:t>
+      </w:r>
+      <w:proofErr w:type="spellEnd"/>
+      <w:r>
+        <w:rPr>
+          <w:rFonts w:ascii="Times New Roman" w:hAnsi="Times New Roman"/>
+          <w:sz w:val="24"/>
+        </w:rPr>
+        <w:t xml:space="preserve">, помилуй нас;* Господи, очисти гріхи наші;* Владико, прости беззаконня наші;* Святий, завітай і зціли </w:t>
+      </w:r>
+      <w:proofErr w:type="spellStart"/>
+      <w:r>
+        <w:rPr>
+          <w:rFonts w:ascii="Times New Roman" w:hAnsi="Times New Roman"/>
+          <w:sz w:val="24"/>
+        </w:rPr>
+        <w:t>немочі</w:t>
+      </w:r>
+      <w:proofErr w:type="spellEnd"/>
+      <w:r>
+        <w:rPr>
+          <w:rFonts w:ascii="Times New Roman" w:hAnsi="Times New Roman"/>
+          <w:sz w:val="24"/>
+        </w:rPr>
+        <w:t xml:space="preserve"> наші </w:t>
+      </w:r>
+      <w:proofErr w:type="spellStart"/>
+      <w:r>
+        <w:rPr>
+          <w:rFonts w:ascii="Times New Roman" w:hAnsi="Times New Roman"/>
+          <w:sz w:val="24"/>
+        </w:rPr>
+        <w:t>імени</w:t>
+      </w:r>
+      <w:proofErr w:type="spellEnd"/>
+      <w:r>
+        <w:rPr>
+          <w:rFonts w:ascii="Times New Roman" w:hAnsi="Times New Roman"/>
+          <w:sz w:val="24"/>
+        </w:rPr>
+        <w:t xml:space="preserve"> твого ради.</w:t>
       </w:r>
     </w:p>
     <w:p>
@@ -591,23 +639,71 @@
           <w:rFonts w:ascii="Times New Roman" w:hAnsi="Times New Roman"/>
           <w:sz w:val="24"/>
         </w:rPr>
-        <w:t>О Господи, веди мене твоєю правдою ради моїх ворогів,* вирівняй твою дорогу передо мною.</w:t>
-      </w:r>
-    </w:p>
-    <w:p>
-      <w:pPr>
-        <w:spacing w:line="240" w:lineRule="auto"/>
-        <w:rPr>
-          <w:rFonts w:ascii="Times New Roman" w:hAnsi="Times New Roman"/>
-          <w:sz w:val="24"/>
-        </w:rPr>
-      </w:pPr>
-      <w:r>
-        <w:rPr>
-          <w:rFonts w:ascii="Times New Roman" w:hAnsi="Times New Roman"/>
-          <w:sz w:val="24"/>
-        </w:rPr>
-        <w:t>Бо в їхніх устах немає постійности, серце в них – пропасть;* гортань їхня – гріб відкритий, облесний язик їхній.</w:t>
+        <w:t xml:space="preserve">О Господи, веди мене твоєю правдою ради моїх ворогів,* вирівняй твою дорогу </w:t>
+      </w:r>
+      <w:proofErr w:type="spellStart"/>
+      <w:r>
+        <w:rPr>
+          <w:rFonts w:ascii="Times New Roman" w:hAnsi="Times New Roman"/>
+          <w:sz w:val="24"/>
+        </w:rPr>
+        <w:t>передо</w:t>
+      </w:r>
+      <w:proofErr w:type="spellEnd"/>
+      <w:r>
+        <w:rPr>
+          <w:rFonts w:ascii="Times New Roman" w:hAnsi="Times New Roman"/>
+          <w:sz w:val="24"/>
+        </w:rPr>
+        <w:t xml:space="preserve"> мною.</w:t>
+      </w:r>
+    </w:p>
+    <w:p>
+      <w:pPr>
+        <w:spacing w:line="240" w:lineRule="auto"/>
+        <w:rPr>
+          <w:rFonts w:ascii="Times New Roman" w:hAnsi="Times New Roman"/>
+          <w:sz w:val="24"/>
+        </w:rPr>
+      </w:pPr>
+      <w:r>
+        <w:rPr>
+          <w:rFonts w:ascii="Times New Roman" w:hAnsi="Times New Roman"/>
+          <w:sz w:val="24"/>
+        </w:rPr>
+        <w:t xml:space="preserve">Бо в їхніх устах немає </w:t>
+      </w:r>
+      <w:proofErr w:type="spellStart"/>
+      <w:r>
+        <w:rPr>
+          <w:rFonts w:ascii="Times New Roman" w:hAnsi="Times New Roman"/>
+          <w:sz w:val="24"/>
+        </w:rPr>
+        <w:t>постійности</w:t>
+      </w:r>
+      <w:proofErr w:type="spellEnd"/>
+      <w:r>
+        <w:rPr>
+          <w:rFonts w:ascii="Times New Roman" w:hAnsi="Times New Roman"/>
+          <w:sz w:val="24"/>
+        </w:rPr>
+        <w:t xml:space="preserve">, серце в них – </w:t>
+      </w:r>
+      <w:proofErr w:type="spellStart"/>
+      <w:r>
+        <w:rPr>
+          <w:rFonts w:ascii="Times New Roman" w:hAnsi="Times New Roman"/>
+          <w:sz w:val="24"/>
+        </w:rPr>
+        <w:t>пропасть</w:t>
+      </w:r>
+      <w:proofErr w:type="spellEnd"/>
+      <w:r>
+        <w:rPr>
+          <w:rFonts w:ascii="Times New Roman" w:hAnsi="Times New Roman"/>
+          <w:sz w:val="24"/>
+        </w:rPr>
+        <w:t>;* гортань їхня – гріб відкритий, облесний язик їхній.</w:t>
       </w:r>
     </w:p>
     <w:p>
@@ -624,7 +720,23 @@
           <w:sz w:val="24"/>
         </w:rPr>
         <w:lastRenderedPageBreak/>
-        <w:t>Скарай їх, Боже: нехай від власних замислів згинуть,* за їхніх переступів силу прожени їх, бо ворохоблять проти тебе.</w:t>
+        <w:t xml:space="preserve">Скарай їх, Боже: нехай від власних замислів згинуть,* за їхніх переступів силу прожени їх, бо </w:t>
+      </w:r>
+      <w:proofErr w:type="spellStart"/>
+      <w:r>
+        <w:rPr>
+          <w:rFonts w:ascii="Times New Roman" w:hAnsi="Times New Roman"/>
+          <w:sz w:val="24"/>
+        </w:rPr>
+        <w:t>ворохоблять</w:t>
+      </w:r>
+      <w:proofErr w:type="spellEnd"/>
+      <w:r>
+        <w:rPr>
+          <w:rFonts w:ascii="Times New Roman" w:hAnsi="Times New Roman"/>
+          <w:sz w:val="24"/>
+        </w:rPr>
+        <w:t xml:space="preserve"> проти тебе.</w:t>
       </w:r>
     </w:p>
     <w:p>
@@ -916,7 +1028,23 @@
           <w:rFonts w:ascii="Times New Roman" w:hAnsi="Times New Roman"/>
           <w:sz w:val="24"/>
         </w:rPr>
-        <w:t>Повернися, Господи! – докіль?* – і змилуйся над слугами твоїми.</w:t>
+        <w:t xml:space="preserve">Повернися, Господи! – </w:t>
+      </w:r>
+      <w:proofErr w:type="spellStart"/>
+      <w:r>
+        <w:rPr>
+          <w:rFonts w:ascii="Times New Roman" w:hAnsi="Times New Roman"/>
+          <w:sz w:val="24"/>
+        </w:rPr>
+        <w:t>докіль</w:t>
+      </w:r>
+      <w:proofErr w:type="spellEnd"/>
+      <w:r>
+        <w:rPr>
+          <w:rFonts w:ascii="Times New Roman" w:hAnsi="Times New Roman"/>
+          <w:sz w:val="24"/>
+        </w:rPr>
+        <w:t>?* – і змилуйся над слугами твоїми.</w:t>
       </w:r>
     </w:p>
     <w:p>
@@ -980,7 +1108,39 @@
           <w:rFonts w:ascii="Times New Roman" w:hAnsi="Times New Roman"/>
           <w:sz w:val="24"/>
         </w:rPr>
-        <w:t>І ласка Господа, Бога нашого, нехай буде над нами,* – і стверди діло рук наших; стверди його – діло рук наших!</w:t>
+        <w:t xml:space="preserve">І ласка Господа, Бога нашого, нехай буде над нами,* – і </w:t>
+      </w:r>
+      <w:proofErr w:type="spellStart"/>
+      <w:r>
+        <w:rPr>
+          <w:rFonts w:ascii="Times New Roman" w:hAnsi="Times New Roman"/>
+          <w:sz w:val="24"/>
+        </w:rPr>
+        <w:t>стверди</w:t>
+      </w:r>
+      <w:proofErr w:type="spellEnd"/>
+      <w:r>
+        <w:rPr>
+          <w:rFonts w:ascii="Times New Roman" w:hAnsi="Times New Roman"/>
+          <w:sz w:val="24"/>
+        </w:rPr>
+        <w:t xml:space="preserve"> діло рук наших; </w:t>
+      </w:r>
+      <w:proofErr w:type="spellStart"/>
+      <w:r>
+        <w:rPr>
+          <w:rFonts w:ascii="Times New Roman" w:hAnsi="Times New Roman"/>
+          <w:sz w:val="24"/>
+        </w:rPr>
+        <w:t>стверди</w:t>
+      </w:r>
+      <w:proofErr w:type="spellEnd"/>
+      <w:r>
+        <w:rPr>
+          <w:rFonts w:ascii="Times New Roman" w:hAnsi="Times New Roman"/>
+          <w:sz w:val="24"/>
+        </w:rPr>
+        <w:t xml:space="preserve"> його – діло рук наших!</w:t>
       </w:r>
     </w:p>
     <w:p>
@@ -1048,7 +1208,23 @@
           <w:rFonts w:ascii="Times New Roman" w:hAnsi="Times New Roman"/>
           <w:sz w:val="24"/>
         </w:rPr>
-        <w:t>Перед очима в себе не стерплю нічого нечестивого.* Того, що творить беззаконня, зненавиджу, до мене той не пристане.</w:t>
+        <w:t xml:space="preserve">Перед очима в себе не </w:t>
+      </w:r>
+      <w:proofErr w:type="spellStart"/>
+      <w:r>
+        <w:rPr>
+          <w:rFonts w:ascii="Times New Roman" w:hAnsi="Times New Roman"/>
+          <w:sz w:val="24"/>
+        </w:rPr>
+        <w:t>стерплю</w:t>
+      </w:r>
+      <w:proofErr w:type="spellEnd"/>
+      <w:r>
+        <w:rPr>
+          <w:rFonts w:ascii="Times New Roman" w:hAnsi="Times New Roman"/>
+          <w:sz w:val="24"/>
+        </w:rPr>
+        <w:t xml:space="preserve"> нічого нечестивого.* Того, що творить беззаконня, зненавиджу, до мене той не пристане.</w:t>
       </w:r>
     </w:p>
     <w:p>
@@ -1080,7 +1256,23 @@
           <w:rFonts w:ascii="Times New Roman" w:hAnsi="Times New Roman"/>
           <w:sz w:val="24"/>
         </w:rPr>
-        <w:t>Хто обмовляє тайкома ближнього свого, – того я призведу до мовчанки.* Хто має горде око й пиху в серці, того я не стерплю.</w:t>
+        <w:t xml:space="preserve">Хто обмовляє тайкома ближнього свого, – того я призведу до мовчанки.* Хто має горде око й пиху в серці, того я не </w:t>
+      </w:r>
+      <w:proofErr w:type="spellStart"/>
+      <w:r>
+        <w:rPr>
+          <w:rFonts w:ascii="Times New Roman" w:hAnsi="Times New Roman"/>
+          <w:sz w:val="24"/>
+        </w:rPr>
+        <w:t>стерплю</w:t>
+      </w:r>
+      <w:proofErr w:type="spellEnd"/>
+      <w:r>
+        <w:rPr>
+          <w:rFonts w:ascii="Times New Roman" w:hAnsi="Times New Roman"/>
+          <w:sz w:val="24"/>
+        </w:rPr>
+        <w:t>.</w:t>
       </w:r>
     </w:p>
     <w:p>
@@ -1148,7 +1340,27 @@
           <w:color w:val="FF0000"/>
           <w:sz w:val="24"/>
         </w:rPr>
-        <w:t>Вірні завершують стихослов’я псалмів:</w:t>
+        <w:t xml:space="preserve">Вірні завершують </w:t>
+      </w:r>
+      <w:proofErr w:type="spellStart"/>
+      <w:r>
+        <w:rPr>
+          <w:rFonts w:ascii="Times New Roman" w:hAnsi="Times New Roman"/>
+          <w:i/>
+          <w:color w:val="FF0000"/>
+          <w:sz w:val="24"/>
+        </w:rPr>
+        <w:t>стихослов’я</w:t>
+      </w:r>
+      <w:proofErr w:type="spellEnd"/>
+      <w:r>
+        <w:rPr>
+          <w:rFonts w:ascii="Times New Roman" w:hAnsi="Times New Roman"/>
+          <w:i/>
+          <w:color w:val="FF0000"/>
+          <w:sz w:val="24"/>
+        </w:rPr>
+        <w:t xml:space="preserve"> псалмів:</w:t>
       </w:r>
     </w:p>
     <w:p>
@@ -1337,7 +1549,23 @@
           <w:rFonts w:ascii="Times New Roman" w:hAnsi="Times New Roman"/>
           <w:sz w:val="24"/>
         </w:rPr>
-        <w:t>Як нам називати тебе, Благодатна?* Небом? – Ти бо випромінила Сонце Правди.* Раєм? Ти бо виростила нам Квіт нетління.* Дівою – Ти бо зосталася нетлінна.* Чистою Матір'ю? – Ти бо носила у святих обіймах твоїх Сина, всіх Бога.* Його ж моли, щоб спас душі наші.</w:t>
+        <w:t xml:space="preserve">Як нам називати тебе, Благодатна?* Небом? – Ти бо </w:t>
+      </w:r>
+      <w:proofErr w:type="spellStart"/>
+      <w:r>
+        <w:rPr>
+          <w:rFonts w:ascii="Times New Roman" w:hAnsi="Times New Roman"/>
+          <w:sz w:val="24"/>
+        </w:rPr>
+        <w:t>випромінила</w:t>
+      </w:r>
+      <w:proofErr w:type="spellEnd"/>
+      <w:r>
+        <w:rPr>
+          <w:rFonts w:ascii="Times New Roman" w:hAnsi="Times New Roman"/>
+          <w:sz w:val="24"/>
+        </w:rPr>
+        <w:t xml:space="preserve"> Сонце Правди.* Раєм? Ти бо виростила нам Квіт нетління.* Дівою – Ти бо зосталася нетлінна.* Чистою Матір'ю? – Ти бо носила у святих обіймах твоїх Сина, всіх Бога.* Його ж моли, щоб спас душі наші.</w:t>
       </w:r>
     </w:p>
     <w:p>
@@ -1518,7 +1746,55 @@
           <w:rFonts w:ascii="Times New Roman" w:hAnsi="Times New Roman"/>
           <w:sz w:val="24"/>
         </w:rPr>
-        <w:t>Пресвята Тройце, помилуй нас;* Господи, очисти гріхи наші;* Владико, прости беззаконня наші;* Святий, завітай і зціли немочі наші імени твого ради.</w:t>
+        <w:t xml:space="preserve">Пресвята </w:t>
+      </w:r>
+      <w:proofErr w:type="spellStart"/>
+      <w:r>
+        <w:rPr>
+          <w:rFonts w:ascii="Times New Roman" w:hAnsi="Times New Roman"/>
+          <w:sz w:val="24"/>
+        </w:rPr>
+        <w:t>Тройце</w:t>
+      </w:r>
+      <w:proofErr w:type="spellEnd"/>
+      <w:r>
+        <w:rPr>
+          <w:rFonts w:ascii="Times New Roman" w:hAnsi="Times New Roman"/>
+          <w:sz w:val="24"/>
+        </w:rPr>
+        <w:t xml:space="preserve">, помилуй нас;* Господи, очисти гріхи наші;* Владико, прости беззаконня наші;* Святий, завітай і зціли </w:t>
+      </w:r>
+      <w:proofErr w:type="spellStart"/>
+      <w:r>
+        <w:rPr>
+          <w:rFonts w:ascii="Times New Roman" w:hAnsi="Times New Roman"/>
+          <w:sz w:val="24"/>
+        </w:rPr>
+        <w:t>немочі</w:t>
+      </w:r>
+      <w:proofErr w:type="spellEnd"/>
+      <w:r>
+        <w:rPr>
+          <w:rFonts w:ascii="Times New Roman" w:hAnsi="Times New Roman"/>
+          <w:sz w:val="24"/>
+        </w:rPr>
+        <w:t xml:space="preserve"> наші </w:t>
+      </w:r>
+      <w:proofErr w:type="spellStart"/>
+      <w:r>
+        <w:rPr>
+          <w:rFonts w:ascii="Times New Roman" w:hAnsi="Times New Roman"/>
+          <w:sz w:val="24"/>
+        </w:rPr>
+        <w:t>імени</w:t>
+      </w:r>
+      <w:proofErr w:type="spellEnd"/>
+      <w:r>
+        <w:rPr>
+          <w:rFonts w:ascii="Times New Roman" w:hAnsi="Times New Roman"/>
+          <w:sz w:val="24"/>
+        </w:rPr>
+        <w:t xml:space="preserve"> твого ради.</w:t>
       </w:r>
     </w:p>
     <w:p>
@@ -1662,75 +1938,40 @@
     </w:p>
     <w:p>
       <w:pPr>
-        <w:pBdr>
-          <w:top w:val="nil"/>
-          <w:left w:val="nil"/>
-          <w:bottom w:val="nil"/>
-          <w:right w:val="nil"/>
-          <w:between w:val="nil"/>
-        </w:pBdr>
-        <w:jc w:val="both"/>
-        <w:rPr>
-          <w:rFonts w:ascii="Times New Roman" w:hAnsi="Times New Roman"/>
-          <w:color w:val="000000"/>
-          <w:sz w:val="24"/>
-          <w:szCs w:val="24"/>
-        </w:rPr>
-      </w:pPr>
-      <w:r>
-        <w:rPr>
-          <w:rFonts w:ascii="Times New Roman" w:hAnsi="Times New Roman"/>
-          <w:i/>
-          <w:color w:val="FF0000"/>
-          <w:sz w:val="24"/>
-          <w:szCs w:val="24"/>
-        </w:rPr>
-        <w:t>Кондак (г. 5):</w:t>
-      </w:r>
-      <w:r>
-        <w:rPr>
-          <w:rFonts w:ascii="Times New Roman" w:hAnsi="Times New Roman"/>
-          <w:color w:val="FF0000"/>
-          <w:sz w:val="24"/>
-          <w:szCs w:val="24"/>
-        </w:rPr>
-        <w:t xml:space="preserve"> </w:t>
-      </w:r>
-      <w:r>
-        <w:rPr>
-          <w:rFonts w:ascii="Times New Roman" w:hAnsi="Times New Roman"/>
-          <w:color w:val="000000"/>
-          <w:sz w:val="24"/>
-          <w:szCs w:val="24"/>
-        </w:rPr>
-        <w:t xml:space="preserve">Напоєний хмарою крові, священномученику Господній Тимотеє,* приніс плід у землі твого серця,* невичерпну поживу, яку прийняв ти від Бога.* Тому молимо </w:t>
-      </w:r>
-      <w:r>
-        <w:rPr>
-          <w:rFonts w:ascii="Times New Roman" w:hAnsi="Times New Roman"/>
-          <w:sz w:val="24"/>
-          <w:szCs w:val="24"/>
-        </w:rPr>
-        <w:t>т</w:t>
-      </w:r>
-      <w:r>
-        <w:rPr>
-          <w:rFonts w:ascii="Times New Roman" w:hAnsi="Times New Roman"/>
-          <w:color w:val="000000"/>
-          <w:sz w:val="24"/>
-          <w:szCs w:val="24"/>
-        </w:rPr>
-        <w:t>ебе, щоб визволилися від бід ми,* що творимо пам’ять твою.</w:t>
-      </w:r>
-      <w:r>
-        <w:rPr>
-          <w:rFonts w:ascii="Times New Roman" w:hAnsi="Times New Roman"/>
-          <w:sz w:val="24"/>
-          <w:szCs w:val="24"/>
-        </w:rPr>
-        <w:t xml:space="preserve"> </w:t>
-      </w:r>
-    </w:p>
+        <w:rPr>
+          <w:rFonts w:ascii="Times New Roman" w:hAnsi="Times New Roman"/>
+          <w:sz w:val="24"/>
+          <w:lang w:val="en-US"/>
+        </w:rPr>
+      </w:pPr>
+      <w:bookmarkStart w:id="0" w:name="_Hlk70418204"/>
+      <w:r>
+        <w:rPr>
+          <w:rFonts w:ascii="Times New Roman" w:hAnsi="Times New Roman"/>
+          <w:i/>
+          <w:color w:val="FF0000"/>
+          <w:sz w:val="24"/>
+        </w:rPr>
+        <w:t>Кондак (г. 4)</w:t>
+      </w:r>
+      <w:r>
+        <w:rPr>
+          <w:rFonts w:ascii="Times New Roman" w:hAnsi="Times New Roman"/>
+          <w:i/>
+          <w:color w:val="FF0000"/>
+          <w:sz w:val="24"/>
+        </w:rPr>
+        <w:t>:</w:t>
+      </w:r>
+      <w:r>
+        <w:rPr>
+          <w:rFonts w:ascii="Times New Roman" w:hAnsi="Times New Roman"/>
+          <w:sz w:val="24"/>
+        </w:rPr>
+        <w:t xml:space="preserve"> Зійшовши добровільно на хрест,* оновленому людові твоєму, Христе Боже,* що носить твоє ім'я,* даруй твої щедроти;* звесели силою твоєю і дай перемогу* над супротивниками своєму народові,* щоб його допоміжною зброєю став твій мир,* непоборна перемога.</w:t>
+      </w:r>
+    </w:p>
+    <w:bookmarkEnd w:id="0"/>
     <w:p>
       <w:pPr>
         <w:spacing w:line="240" w:lineRule="auto"/>
@@ -2250,7 +2491,7 @@
     </w:p>
     <w:p>
       <w:pPr>
-        <w:pStyle w:val="Heading2"/>
+        <w:pStyle w:val="2"/>
         <w:spacing w:line="240" w:lineRule="auto"/>
         <w:jc w:val="center"/>
         <w:rPr>
@@ -2441,7 +2682,55 @@
           <w:rFonts w:ascii="Times New Roman" w:hAnsi="Times New Roman"/>
           <w:sz w:val="24"/>
         </w:rPr>
-        <w:t>Пресвята Тройце, помилуй нас;* Господи, очисти гріхи наші;* Владико, прости беззаконня наші;* Святий, завітай і зціли немочі наші імени твого ради.</w:t>
+        <w:t xml:space="preserve">Пресвята </w:t>
+      </w:r>
+      <w:proofErr w:type="spellStart"/>
+      <w:r>
+        <w:rPr>
+          <w:rFonts w:ascii="Times New Roman" w:hAnsi="Times New Roman"/>
+          <w:sz w:val="24"/>
+        </w:rPr>
+        <w:t>Тройце</w:t>
+      </w:r>
+      <w:proofErr w:type="spellEnd"/>
+      <w:r>
+        <w:rPr>
+          <w:rFonts w:ascii="Times New Roman" w:hAnsi="Times New Roman"/>
+          <w:sz w:val="24"/>
+        </w:rPr>
+        <w:t xml:space="preserve">, помилуй нас;* Господи, очисти гріхи наші;* Владико, прости беззаконня наші;* Святий, завітай і зціли </w:t>
+      </w:r>
+      <w:proofErr w:type="spellStart"/>
+      <w:r>
+        <w:rPr>
+          <w:rFonts w:ascii="Times New Roman" w:hAnsi="Times New Roman"/>
+          <w:sz w:val="24"/>
+        </w:rPr>
+        <w:t>немочі</w:t>
+      </w:r>
+      <w:proofErr w:type="spellEnd"/>
+      <w:r>
+        <w:rPr>
+          <w:rFonts w:ascii="Times New Roman" w:hAnsi="Times New Roman"/>
+          <w:sz w:val="24"/>
+        </w:rPr>
+        <w:t xml:space="preserve"> наші </w:t>
+      </w:r>
+      <w:proofErr w:type="spellStart"/>
+      <w:r>
+        <w:rPr>
+          <w:rFonts w:ascii="Times New Roman" w:hAnsi="Times New Roman"/>
+          <w:sz w:val="24"/>
+        </w:rPr>
+        <w:t>імени</w:t>
+      </w:r>
+      <w:proofErr w:type="spellEnd"/>
+      <w:r>
+        <w:rPr>
+          <w:rFonts w:ascii="Times New Roman" w:hAnsi="Times New Roman"/>
+          <w:sz w:val="24"/>
+        </w:rPr>
+        <w:t xml:space="preserve"> твого ради.</w:t>
       </w:r>
     </w:p>
     <w:p>
@@ -2773,23 +3062,55 @@
           <w:rFonts w:ascii="Times New Roman" w:hAnsi="Times New Roman"/>
           <w:sz w:val="24"/>
         </w:rPr>
-        <w:t>Як вивідаєш моє серце, навідаєшся вночі до мене, вогнем мене випробуєш,* несправедливости в мені не знайдеш.</w:t>
-      </w:r>
-    </w:p>
-    <w:p>
-      <w:pPr>
-        <w:spacing w:line="240" w:lineRule="auto"/>
-        <w:rPr>
-          <w:rFonts w:ascii="Times New Roman" w:hAnsi="Times New Roman"/>
-          <w:sz w:val="24"/>
-        </w:rPr>
-      </w:pPr>
-      <w:r>
-        <w:rPr>
-          <w:rFonts w:ascii="Times New Roman" w:hAnsi="Times New Roman"/>
-          <w:sz w:val="24"/>
-        </w:rPr>
-        <w:t>Уста мої не согрішили людським робом;* за словом уст твоїх я зберіг путь закону.</w:t>
+        <w:t xml:space="preserve">Як вивідаєш моє серце, навідаєшся вночі до мене, вогнем мене випробуєш,* </w:t>
+      </w:r>
+      <w:proofErr w:type="spellStart"/>
+      <w:r>
+        <w:rPr>
+          <w:rFonts w:ascii="Times New Roman" w:hAnsi="Times New Roman"/>
+          <w:sz w:val="24"/>
+        </w:rPr>
+        <w:t>несправедливости</w:t>
+      </w:r>
+      <w:proofErr w:type="spellEnd"/>
+      <w:r>
+        <w:rPr>
+          <w:rFonts w:ascii="Times New Roman" w:hAnsi="Times New Roman"/>
+          <w:sz w:val="24"/>
+        </w:rPr>
+        <w:t xml:space="preserve"> в мені не знайдеш.</w:t>
+      </w:r>
+    </w:p>
+    <w:p>
+      <w:pPr>
+        <w:spacing w:line="240" w:lineRule="auto"/>
+        <w:rPr>
+          <w:rFonts w:ascii="Times New Roman" w:hAnsi="Times New Roman"/>
+          <w:sz w:val="24"/>
+        </w:rPr>
+      </w:pPr>
+      <w:r>
+        <w:rPr>
+          <w:rFonts w:ascii="Times New Roman" w:hAnsi="Times New Roman"/>
+          <w:sz w:val="24"/>
+        </w:rPr>
+        <w:t xml:space="preserve">Уста мої не согрішили людським </w:t>
+      </w:r>
+      <w:proofErr w:type="spellStart"/>
+      <w:r>
+        <w:rPr>
+          <w:rFonts w:ascii="Times New Roman" w:hAnsi="Times New Roman"/>
+          <w:sz w:val="24"/>
+        </w:rPr>
+        <w:t>робом</w:t>
+      </w:r>
+      <w:proofErr w:type="spellEnd"/>
+      <w:r>
+        <w:rPr>
+          <w:rFonts w:ascii="Times New Roman" w:hAnsi="Times New Roman"/>
+          <w:sz w:val="24"/>
+        </w:rPr>
+        <w:t>;* за словом уст твоїх я зберіг путь закону.</w:t>
       </w:r>
     </w:p>
     <w:p>
@@ -3051,7 +3372,23 @@
           <w:rFonts w:ascii="Times New Roman" w:hAnsi="Times New Roman"/>
           <w:sz w:val="24"/>
         </w:rPr>
-        <w:t>До тебе, Господи, підношу душу мою,* на тебе покладаюсь, Боже мій.</w:t>
+        <w:t xml:space="preserve">До тебе, Господи, </w:t>
+      </w:r>
+      <w:proofErr w:type="spellStart"/>
+      <w:r>
+        <w:rPr>
+          <w:rFonts w:ascii="Times New Roman" w:hAnsi="Times New Roman"/>
+          <w:sz w:val="24"/>
+        </w:rPr>
+        <w:t>підношу</w:t>
+      </w:r>
+      <w:proofErr w:type="spellEnd"/>
+      <w:r>
+        <w:rPr>
+          <w:rFonts w:ascii="Times New Roman" w:hAnsi="Times New Roman"/>
+          <w:sz w:val="24"/>
+        </w:rPr>
+        <w:t xml:space="preserve"> душу мою,* на тебе покладаюсь, Боже мій.</w:t>
       </w:r>
     </w:p>
     <w:p>
@@ -3094,12 +3431,21 @@
           <w:sz w:val="24"/>
         </w:rPr>
       </w:pPr>
-      <w:r>
-        <w:rPr>
-          <w:rFonts w:ascii="Times New Roman" w:hAnsi="Times New Roman"/>
-          <w:sz w:val="24"/>
-        </w:rPr>
-        <w:t>Вкажи мені, Господи, твої дороги,* навчи мене, де твої стежки.</w:t>
+      <w:proofErr w:type="spellStart"/>
+      <w:r>
+        <w:rPr>
+          <w:rFonts w:ascii="Times New Roman" w:hAnsi="Times New Roman"/>
+          <w:sz w:val="24"/>
+        </w:rPr>
+        <w:t>Вкажи</w:t>
+      </w:r>
+      <w:proofErr w:type="spellEnd"/>
+      <w:r>
+        <w:rPr>
+          <w:rFonts w:ascii="Times New Roman" w:hAnsi="Times New Roman"/>
+          <w:sz w:val="24"/>
+        </w:rPr>
+        <w:t xml:space="preserve"> мені, Господи, твої дороги,* навчи мене, де твої стежки.</w:t>
       </w:r>
     </w:p>
     <w:p>
@@ -3206,28 +3552,53 @@
           <w:sz w:val="24"/>
         </w:rPr>
       </w:pPr>
-      <w:r>
-        <w:rPr>
-          <w:rFonts w:ascii="Times New Roman" w:hAnsi="Times New Roman"/>
-          <w:sz w:val="24"/>
-        </w:rPr>
-        <w:t>Імени твого ради, Господи,* відпусти гріх мій, бо він великий.</w:t>
-      </w:r>
-    </w:p>
-    <w:p>
-      <w:pPr>
-        <w:spacing w:line="240" w:lineRule="auto"/>
-        <w:rPr>
-          <w:rFonts w:ascii="Times New Roman" w:hAnsi="Times New Roman"/>
-          <w:sz w:val="24"/>
-        </w:rPr>
-      </w:pPr>
-      <w:r>
-        <w:rPr>
-          <w:rFonts w:ascii="Times New Roman" w:hAnsi="Times New Roman"/>
-          <w:sz w:val="24"/>
-        </w:rPr>
-        <w:t>Хто він, той чоловік, що Господа боїться?* Він вкаже йому дорогу, яку той має вибрати.</w:t>
+      <w:proofErr w:type="spellStart"/>
+      <w:r>
+        <w:rPr>
+          <w:rFonts w:ascii="Times New Roman" w:hAnsi="Times New Roman"/>
+          <w:sz w:val="24"/>
+        </w:rPr>
+        <w:t>Імени</w:t>
+      </w:r>
+      <w:proofErr w:type="spellEnd"/>
+      <w:r>
+        <w:rPr>
+          <w:rFonts w:ascii="Times New Roman" w:hAnsi="Times New Roman"/>
+          <w:sz w:val="24"/>
+        </w:rPr>
+        <w:t xml:space="preserve"> твого ради, Господи,* відпусти гріх мій, бо він великий.</w:t>
+      </w:r>
+    </w:p>
+    <w:p>
+      <w:pPr>
+        <w:spacing w:line="240" w:lineRule="auto"/>
+        <w:rPr>
+          <w:rFonts w:ascii="Times New Roman" w:hAnsi="Times New Roman"/>
+          <w:sz w:val="24"/>
+        </w:rPr>
+      </w:pPr>
+      <w:r>
+        <w:rPr>
+          <w:rFonts w:ascii="Times New Roman" w:hAnsi="Times New Roman"/>
+          <w:sz w:val="24"/>
+        </w:rPr>
+        <w:t xml:space="preserve">Хто він, той чоловік, що Господа боїться?* Він </w:t>
+      </w:r>
+      <w:proofErr w:type="spellStart"/>
+      <w:r>
+        <w:rPr>
+          <w:rFonts w:ascii="Times New Roman" w:hAnsi="Times New Roman"/>
+          <w:sz w:val="24"/>
+        </w:rPr>
+        <w:t>вкаже</w:t>
+      </w:r>
+      <w:proofErr w:type="spellEnd"/>
+      <w:r>
+        <w:rPr>
+          <w:rFonts w:ascii="Times New Roman" w:hAnsi="Times New Roman"/>
+          <w:sz w:val="24"/>
+        </w:rPr>
+        <w:t xml:space="preserve"> йому дорогу, яку той має вибрати.</w:t>
       </w:r>
     </w:p>
     <w:p>
@@ -3302,12 +3673,21 @@
           <w:sz w:val="24"/>
         </w:rPr>
       </w:pPr>
-      <w:r>
-        <w:rPr>
-          <w:rFonts w:ascii="Times New Roman" w:hAnsi="Times New Roman"/>
-          <w:sz w:val="24"/>
-        </w:rPr>
-        <w:t>Злагідни скорботи мого серця* і виведи мене з тісноти моєї.</w:t>
+      <w:proofErr w:type="spellStart"/>
+      <w:r>
+        <w:rPr>
+          <w:rFonts w:ascii="Times New Roman" w:hAnsi="Times New Roman"/>
+          <w:sz w:val="24"/>
+        </w:rPr>
+        <w:t>Злагідни</w:t>
+      </w:r>
+      <w:proofErr w:type="spellEnd"/>
+      <w:r>
+        <w:rPr>
+          <w:rFonts w:ascii="Times New Roman" w:hAnsi="Times New Roman"/>
+          <w:sz w:val="24"/>
+        </w:rPr>
+        <w:t xml:space="preserve"> скорботи мого серця* і виведи мене з тісноти моєї.</w:t>
       </w:r>
     </w:p>
     <w:p>
@@ -3401,7 +3781,23 @@
           <w:rFonts w:ascii="Times New Roman" w:hAnsi="Times New Roman"/>
           <w:sz w:val="24"/>
         </w:rPr>
-        <w:t>Визволь Ізраїля, о Боже,* від усіх його скорбот.</w:t>
+        <w:t xml:space="preserve">Визволь </w:t>
+      </w:r>
+      <w:proofErr w:type="spellStart"/>
+      <w:r>
+        <w:rPr>
+          <w:rFonts w:ascii="Times New Roman" w:hAnsi="Times New Roman"/>
+          <w:sz w:val="24"/>
+        </w:rPr>
+        <w:t>Ізраїля</w:t>
+      </w:r>
+      <w:proofErr w:type="spellEnd"/>
+      <w:r>
+        <w:rPr>
+          <w:rFonts w:ascii="Times New Roman" w:hAnsi="Times New Roman"/>
+          <w:sz w:val="24"/>
+        </w:rPr>
+        <w:t>, о Боже,* від усіх його скорбот.</w:t>
       </w:r>
     </w:p>
     <w:p>
@@ -3471,7 +3867,23 @@
           <w:rFonts w:ascii="Times New Roman" w:hAnsi="Times New Roman"/>
           <w:sz w:val="24"/>
         </w:rPr>
-        <w:t>Бо беззаконня моє я знаю,* і гріх мій є завжди передо мною.</w:t>
+        <w:t xml:space="preserve">Бо беззаконня моє я знаю,* і гріх мій є завжди </w:t>
+      </w:r>
+      <w:proofErr w:type="spellStart"/>
+      <w:r>
+        <w:rPr>
+          <w:rFonts w:ascii="Times New Roman" w:hAnsi="Times New Roman"/>
+          <w:sz w:val="24"/>
+        </w:rPr>
+        <w:t>передо</w:t>
+      </w:r>
+      <w:proofErr w:type="spellEnd"/>
+      <w:r>
+        <w:rPr>
+          <w:rFonts w:ascii="Times New Roman" w:hAnsi="Times New Roman"/>
+          <w:sz w:val="24"/>
+        </w:rPr>
+        <w:t xml:space="preserve"> мною.</w:t>
       </w:r>
     </w:p>
     <w:p>
@@ -3519,55 +3931,135 @@
           <w:rFonts w:ascii="Times New Roman" w:hAnsi="Times New Roman"/>
           <w:sz w:val="24"/>
         </w:rPr>
-        <w:t>Це бо в беззаконнях я зачатий,* і в гріхах породила мене мати моя.</w:t>
-      </w:r>
-    </w:p>
-    <w:p>
-      <w:pPr>
-        <w:spacing w:line="240" w:lineRule="auto"/>
-        <w:rPr>
-          <w:rFonts w:ascii="Times New Roman" w:hAnsi="Times New Roman"/>
-          <w:sz w:val="24"/>
-        </w:rPr>
-      </w:pPr>
-      <w:r>
-        <w:rPr>
-          <w:rFonts w:ascii="Times New Roman" w:hAnsi="Times New Roman"/>
-          <w:sz w:val="24"/>
-        </w:rPr>
-        <w:t>Це бо істину полюбив єси,* невідоме й таємне мудрости своєї явив ти мені.</w:t>
-      </w:r>
-    </w:p>
-    <w:p>
-      <w:pPr>
-        <w:spacing w:line="240" w:lineRule="auto"/>
-        <w:rPr>
-          <w:rFonts w:ascii="Times New Roman" w:hAnsi="Times New Roman"/>
-          <w:sz w:val="24"/>
-        </w:rPr>
-      </w:pPr>
-      <w:r>
-        <w:rPr>
-          <w:rFonts w:ascii="Times New Roman" w:hAnsi="Times New Roman"/>
-          <w:sz w:val="24"/>
-        </w:rPr>
-        <w:t>Окропи мене іссопом, і очищуся,* обмий мене, і стану біліший від снігу.</w:t>
-      </w:r>
-    </w:p>
-    <w:p>
-      <w:pPr>
-        <w:spacing w:line="240" w:lineRule="auto"/>
-        <w:rPr>
-          <w:rFonts w:ascii="Times New Roman" w:hAnsi="Times New Roman"/>
-          <w:sz w:val="24"/>
-        </w:rPr>
-      </w:pPr>
-      <w:r>
-        <w:rPr>
-          <w:rFonts w:ascii="Times New Roman" w:hAnsi="Times New Roman"/>
-          <w:sz w:val="24"/>
-        </w:rPr>
-        <w:t>Дай мені відчути радість і веселість,* зрадіють кості сокрушені.</w:t>
+        <w:t xml:space="preserve">Це бо в </w:t>
+      </w:r>
+      <w:proofErr w:type="spellStart"/>
+      <w:r>
+        <w:rPr>
+          <w:rFonts w:ascii="Times New Roman" w:hAnsi="Times New Roman"/>
+          <w:sz w:val="24"/>
+        </w:rPr>
+        <w:t>беззаконнях</w:t>
+      </w:r>
+      <w:proofErr w:type="spellEnd"/>
+      <w:r>
+        <w:rPr>
+          <w:rFonts w:ascii="Times New Roman" w:hAnsi="Times New Roman"/>
+          <w:sz w:val="24"/>
+        </w:rPr>
+        <w:t xml:space="preserve"> я зачатий,* і в гріхах породила мене мати моя.</w:t>
+      </w:r>
+    </w:p>
+    <w:p>
+      <w:pPr>
+        <w:spacing w:line="240" w:lineRule="auto"/>
+        <w:rPr>
+          <w:rFonts w:ascii="Times New Roman" w:hAnsi="Times New Roman"/>
+          <w:sz w:val="24"/>
+        </w:rPr>
+      </w:pPr>
+      <w:r>
+        <w:rPr>
+          <w:rFonts w:ascii="Times New Roman" w:hAnsi="Times New Roman"/>
+          <w:sz w:val="24"/>
+        </w:rPr>
+        <w:t xml:space="preserve">Це бо істину полюбив єси,* невідоме й таємне </w:t>
+      </w:r>
+      <w:proofErr w:type="spellStart"/>
+      <w:r>
+        <w:rPr>
+          <w:rFonts w:ascii="Times New Roman" w:hAnsi="Times New Roman"/>
+          <w:sz w:val="24"/>
+        </w:rPr>
+        <w:t>мудрости</w:t>
+      </w:r>
+      <w:proofErr w:type="spellEnd"/>
+      <w:r>
+        <w:rPr>
+          <w:rFonts w:ascii="Times New Roman" w:hAnsi="Times New Roman"/>
+          <w:sz w:val="24"/>
+        </w:rPr>
+        <w:t xml:space="preserve"> своєї явив ти мені.</w:t>
+      </w:r>
+    </w:p>
+    <w:p>
+      <w:pPr>
+        <w:spacing w:line="240" w:lineRule="auto"/>
+        <w:rPr>
+          <w:rFonts w:ascii="Times New Roman" w:hAnsi="Times New Roman"/>
+          <w:sz w:val="24"/>
+        </w:rPr>
+      </w:pPr>
+      <w:r>
+        <w:rPr>
+          <w:rFonts w:ascii="Times New Roman" w:hAnsi="Times New Roman"/>
+          <w:sz w:val="24"/>
+        </w:rPr>
+        <w:t xml:space="preserve">Окропи мене </w:t>
+      </w:r>
+      <w:proofErr w:type="spellStart"/>
+      <w:r>
+        <w:rPr>
+          <w:rFonts w:ascii="Times New Roman" w:hAnsi="Times New Roman"/>
+          <w:sz w:val="24"/>
+        </w:rPr>
+        <w:t>іссопом</w:t>
+      </w:r>
+      <w:proofErr w:type="spellEnd"/>
+      <w:r>
+        <w:rPr>
+          <w:rFonts w:ascii="Times New Roman" w:hAnsi="Times New Roman"/>
+          <w:sz w:val="24"/>
+        </w:rPr>
+        <w:t xml:space="preserve">, і </w:t>
+      </w:r>
+      <w:proofErr w:type="spellStart"/>
+      <w:r>
+        <w:rPr>
+          <w:rFonts w:ascii="Times New Roman" w:hAnsi="Times New Roman"/>
+          <w:sz w:val="24"/>
+        </w:rPr>
+        <w:t>очищуся</w:t>
+      </w:r>
+      <w:proofErr w:type="spellEnd"/>
+      <w:r>
+        <w:rPr>
+          <w:rFonts w:ascii="Times New Roman" w:hAnsi="Times New Roman"/>
+          <w:sz w:val="24"/>
+        </w:rPr>
+        <w:t>,* обмий мене, і стану біліший від снігу.</w:t>
+      </w:r>
+    </w:p>
+    <w:p>
+      <w:pPr>
+        <w:spacing w:line="240" w:lineRule="auto"/>
+        <w:rPr>
+          <w:rFonts w:ascii="Times New Roman" w:hAnsi="Times New Roman"/>
+          <w:sz w:val="24"/>
+        </w:rPr>
+      </w:pPr>
+      <w:r>
+        <w:rPr>
+          <w:rFonts w:ascii="Times New Roman" w:hAnsi="Times New Roman"/>
+          <w:sz w:val="24"/>
+        </w:rPr>
+        <w:t xml:space="preserve">Дай мені відчути радість і веселість,* зрадіють кості </w:t>
+      </w:r>
+      <w:proofErr w:type="spellStart"/>
+      <w:r>
+        <w:rPr>
+          <w:rFonts w:ascii="Times New Roman" w:hAnsi="Times New Roman"/>
+          <w:sz w:val="24"/>
+        </w:rPr>
+        <w:t>сокрушені</w:t>
+      </w:r>
+      <w:proofErr w:type="spellEnd"/>
+      <w:r>
+        <w:rPr>
+          <w:rFonts w:ascii="Times New Roman" w:hAnsi="Times New Roman"/>
+          <w:sz w:val="24"/>
+        </w:rPr>
+        <w:t>.</w:t>
       </w:r>
     </w:p>
     <w:p>
@@ -3615,7 +4107,23 @@
           <w:rFonts w:ascii="Times New Roman" w:hAnsi="Times New Roman"/>
           <w:sz w:val="24"/>
         </w:rPr>
-        <w:t>Не відкинь мене від лиця твого,* і Духа твого Святого не відійми від мене.</w:t>
+        <w:t xml:space="preserve">Не відкинь мене від лиця твого,* і Духа твого Святого не </w:t>
+      </w:r>
+      <w:proofErr w:type="spellStart"/>
+      <w:r>
+        <w:rPr>
+          <w:rFonts w:ascii="Times New Roman" w:hAnsi="Times New Roman"/>
+          <w:sz w:val="24"/>
+        </w:rPr>
+        <w:t>відійми</w:t>
+      </w:r>
+      <w:proofErr w:type="spellEnd"/>
+      <w:r>
+        <w:rPr>
+          <w:rFonts w:ascii="Times New Roman" w:hAnsi="Times New Roman"/>
+          <w:sz w:val="24"/>
+        </w:rPr>
+        <w:t xml:space="preserve"> від мене.</w:t>
       </w:r>
     </w:p>
     <w:p>
@@ -3642,12 +4150,21 @@
           <w:sz w:val="24"/>
         </w:rPr>
       </w:pPr>
-      <w:r>
-        <w:rPr>
-          <w:rFonts w:ascii="Times New Roman" w:hAnsi="Times New Roman"/>
-          <w:sz w:val="24"/>
-        </w:rPr>
-        <w:t>Вкажу беззаконним дороги твої,* і нечестиві до тебе навернуться.</w:t>
+      <w:proofErr w:type="spellStart"/>
+      <w:r>
+        <w:rPr>
+          <w:rFonts w:ascii="Times New Roman" w:hAnsi="Times New Roman"/>
+          <w:sz w:val="24"/>
+        </w:rPr>
+        <w:t>Вкажу</w:t>
+      </w:r>
+      <w:proofErr w:type="spellEnd"/>
+      <w:r>
+        <w:rPr>
+          <w:rFonts w:ascii="Times New Roman" w:hAnsi="Times New Roman"/>
+          <w:sz w:val="24"/>
+        </w:rPr>
+        <w:t xml:space="preserve"> беззаконним дороги твої,* і нечестиві до тебе навернуться.</w:t>
       </w:r>
     </w:p>
     <w:p>
@@ -3711,7 +4228,23 @@
           <w:rFonts w:ascii="Times New Roman" w:hAnsi="Times New Roman"/>
           <w:sz w:val="24"/>
         </w:rPr>
-        <w:t>Жертва Богові – дух сокрушений,* серцем сокрушеним і смиренним Бог не погордить.</w:t>
+        <w:t xml:space="preserve">Жертва Богові – дух сокрушений,* серцем сокрушеним і смиренним Бог не </w:t>
+      </w:r>
+      <w:proofErr w:type="spellStart"/>
+      <w:r>
+        <w:rPr>
+          <w:rFonts w:ascii="Times New Roman" w:hAnsi="Times New Roman"/>
+          <w:sz w:val="24"/>
+        </w:rPr>
+        <w:t>погордить</w:t>
+      </w:r>
+      <w:proofErr w:type="spellEnd"/>
+      <w:r>
+        <w:rPr>
+          <w:rFonts w:ascii="Times New Roman" w:hAnsi="Times New Roman"/>
+          <w:sz w:val="24"/>
+        </w:rPr>
+        <w:t>.</w:t>
       </w:r>
     </w:p>
     <w:p>
@@ -3762,7 +4295,27 @@
           <w:color w:val="FF0000"/>
           <w:sz w:val="24"/>
         </w:rPr>
-        <w:t>Вірні завершують стихослов’я псалмів:</w:t>
+        <w:t xml:space="preserve">Вірні завершують </w:t>
+      </w:r>
+      <w:proofErr w:type="spellStart"/>
+      <w:r>
+        <w:rPr>
+          <w:rFonts w:ascii="Times New Roman" w:hAnsi="Times New Roman"/>
+          <w:i/>
+          <w:color w:val="FF0000"/>
+          <w:sz w:val="24"/>
+        </w:rPr>
+        <w:t>стихослов’я</w:t>
+      </w:r>
+      <w:proofErr w:type="spellEnd"/>
+      <w:r>
+        <w:rPr>
+          <w:rFonts w:ascii="Times New Roman" w:hAnsi="Times New Roman"/>
+          <w:i/>
+          <w:color w:val="FF0000"/>
+          <w:sz w:val="24"/>
+        </w:rPr>
+        <w:t xml:space="preserve"> псалмів:</w:t>
       </w:r>
     </w:p>
     <w:p>
@@ -3876,57 +4429,37 @@
       </w:r>
     </w:p>
     <w:p>
-      <w:pPr>
-        <w:pBdr>
-          <w:top w:val="nil"/>
-          <w:left w:val="nil"/>
-          <w:bottom w:val="nil"/>
-          <w:right w:val="nil"/>
-          <w:between w:val="nil"/>
-        </w:pBdr>
-        <w:jc w:val="both"/>
+      <w:r>
+        <w:rPr>
+          <w:rFonts w:ascii="Times New Roman" w:hAnsi="Times New Roman"/>
+          <w:i/>
+          <w:color w:val="FF0000"/>
+          <w:sz w:val="24"/>
+        </w:rPr>
+        <w:t xml:space="preserve">Тропар (г. 2): </w:t>
+      </w:r>
+      <w:r>
         <w:rPr>
           <w:rFonts w:ascii="Times New Roman" w:hAnsi="Times New Roman"/>
           <w:color w:val="000000"/>
           <w:sz w:val="24"/>
-          <w:szCs w:val="24"/>
-        </w:rPr>
-      </w:pPr>
-      <w:r>
-        <w:rPr>
-          <w:rFonts w:ascii="Times New Roman" w:hAnsi="Times New Roman"/>
-          <w:i/>
-          <w:color w:val="FF0000"/>
-          <w:sz w:val="24"/>
-          <w:szCs w:val="24"/>
-        </w:rPr>
-        <w:t>Тропар (г. 1):</w:t>
+        </w:rPr>
+        <w:t>Ангели з неба зійшли, здивувавшись, святі, вашим стражданням,* як ви у плоті невидимого ворога подолали* і вбили його зброєю хресною.* Моліться й за нас, Прокле й Іларі</w:t>
+      </w:r>
+      <w:r>
+        <w:rPr>
+          <w:rFonts w:ascii="Times New Roman" w:hAnsi="Times New Roman"/>
+          <w:sz w:val="24"/>
+        </w:rPr>
+        <w:t>ю</w:t>
       </w:r>
       <w:r>
         <w:rPr>
           <w:rFonts w:ascii="Times New Roman" w:hAnsi="Times New Roman"/>
           <w:color w:val="000000"/>
           <w:sz w:val="24"/>
-          <w:szCs w:val="24"/>
-        </w:rPr>
-        <w:t xml:space="preserve"> Веселиться Вселенна світло нині,* і вірних зібрання радіє у пам’яті твоїй.* З ними ж і ми торжествуємо, кличучи:* Спаси нас молитвами </w:t>
-      </w:r>
-      <w:r>
-        <w:rPr>
-          <w:rFonts w:ascii="Times New Roman" w:hAnsi="Times New Roman"/>
-          <w:sz w:val="24"/>
-          <w:szCs w:val="24"/>
-        </w:rPr>
-        <w:t>т</w:t>
-      </w:r>
-      <w:r>
-        <w:rPr>
-          <w:rFonts w:ascii="Times New Roman" w:hAnsi="Times New Roman"/>
-          <w:color w:val="000000"/>
-          <w:sz w:val="24"/>
-          <w:szCs w:val="24"/>
-        </w:rPr>
-        <w:t xml:space="preserve">воїми від усіх бід,* Тимотею, мученику священний. </w:t>
+        </w:rPr>
+        <w:t xml:space="preserve">,* щоб перемогли ми ворогів і спасли душі наші. </w:t>
       </w:r>
     </w:p>
     <w:p>
@@ -4035,23 +4568,23 @@
           <w:color w:val="FF0000"/>
           <w:sz w:val="24"/>
         </w:rPr>
+        <w:t>*****</w:t>
+      </w:r>
+    </w:p>
+    <w:p>
+      <w:pPr>
+        <w:spacing w:line="240" w:lineRule="auto"/>
+        <w:rPr>
+          <w:rFonts w:ascii="Times New Roman" w:hAnsi="Times New Roman"/>
+          <w:sz w:val="24"/>
+        </w:rPr>
+      </w:pPr>
+      <w:r>
+        <w:rPr>
+          <w:rFonts w:ascii="Times New Roman" w:hAnsi="Times New Roman"/>
+          <w:sz w:val="24"/>
+        </w:rPr>
         <w:lastRenderedPageBreak/>
-        <w:t>*****</w:t>
-      </w:r>
-    </w:p>
-    <w:p>
-      <w:pPr>
-        <w:spacing w:line="240" w:lineRule="auto"/>
-        <w:rPr>
-          <w:rFonts w:ascii="Times New Roman" w:hAnsi="Times New Roman"/>
-          <w:sz w:val="24"/>
-        </w:rPr>
-      </w:pPr>
-      <w:r>
-        <w:rPr>
-          <w:rFonts w:ascii="Times New Roman" w:hAnsi="Times New Roman"/>
-          <w:sz w:val="24"/>
-        </w:rPr>
         <w:t xml:space="preserve">Святий Боже, святий Кріпкий, святий Безсмертний, помилуй нас </w:t>
       </w:r>
       <w:r>
@@ -4128,7 +4661,55 @@
           <w:rFonts w:ascii="Times New Roman" w:hAnsi="Times New Roman"/>
           <w:sz w:val="24"/>
         </w:rPr>
-        <w:t>Пресвята Тройце, помилуй нас;* Господи, очисти гріхи наші;* Владико, прости беззаконня наші;* Святий, завітай і зціли немочі наші імени твого ради.</w:t>
+        <w:t xml:space="preserve">Пресвята </w:t>
+      </w:r>
+      <w:proofErr w:type="spellStart"/>
+      <w:r>
+        <w:rPr>
+          <w:rFonts w:ascii="Times New Roman" w:hAnsi="Times New Roman"/>
+          <w:sz w:val="24"/>
+        </w:rPr>
+        <w:t>Тройце</w:t>
+      </w:r>
+      <w:proofErr w:type="spellEnd"/>
+      <w:r>
+        <w:rPr>
+          <w:rFonts w:ascii="Times New Roman" w:hAnsi="Times New Roman"/>
+          <w:sz w:val="24"/>
+        </w:rPr>
+        <w:t xml:space="preserve">, помилуй нас;* Господи, очисти гріхи наші;* Владико, прости беззаконня наші;* Святий, завітай і зціли </w:t>
+      </w:r>
+      <w:proofErr w:type="spellStart"/>
+      <w:r>
+        <w:rPr>
+          <w:rFonts w:ascii="Times New Roman" w:hAnsi="Times New Roman"/>
+          <w:sz w:val="24"/>
+        </w:rPr>
+        <w:t>немочі</w:t>
+      </w:r>
+      <w:proofErr w:type="spellEnd"/>
+      <w:r>
+        <w:rPr>
+          <w:rFonts w:ascii="Times New Roman" w:hAnsi="Times New Roman"/>
+          <w:sz w:val="24"/>
+        </w:rPr>
+        <w:t xml:space="preserve"> наші </w:t>
+      </w:r>
+      <w:proofErr w:type="spellStart"/>
+      <w:r>
+        <w:rPr>
+          <w:rFonts w:ascii="Times New Roman" w:hAnsi="Times New Roman"/>
+          <w:sz w:val="24"/>
+        </w:rPr>
+        <w:t>імени</w:t>
+      </w:r>
+      <w:proofErr w:type="spellEnd"/>
+      <w:r>
+        <w:rPr>
+          <w:rFonts w:ascii="Times New Roman" w:hAnsi="Times New Roman"/>
+          <w:sz w:val="24"/>
+        </w:rPr>
+        <w:t xml:space="preserve"> твого ради.</w:t>
       </w:r>
     </w:p>
     <w:p>
@@ -4271,23 +4852,22 @@
       </w:r>
     </w:p>
     <w:p>
-      <w:pPr>
-        <w:spacing w:line="240" w:lineRule="auto"/>
-        <w:rPr>
-          <w:rFonts w:ascii="Times New Roman" w:hAnsi="Times New Roman"/>
-          <w:i/>
-          <w:color w:val="FF0000"/>
-          <w:sz w:val="24"/>
-        </w:rPr>
-      </w:pPr>
-      <w:r>
-        <w:rPr>
-          <w:rFonts w:ascii="Times New Roman" w:hAnsi="Times New Roman"/>
-          <w:i/>
-          <w:color w:val="FF0000"/>
-          <w:sz w:val="24"/>
-        </w:rPr>
-        <w:t xml:space="preserve">Кондак </w:t>
+      <w:r>
+        <w:rPr>
+          <w:rFonts w:ascii="Times New Roman" w:hAnsi="Times New Roman"/>
+          <w:i/>
+          <w:color w:val="FF0000"/>
+          <w:sz w:val="24"/>
+        </w:rPr>
+        <w:t xml:space="preserve">Кондак (г. 4): </w:t>
+      </w:r>
+      <w:r>
+        <w:rPr>
+          <w:rFonts w:ascii="Times New Roman" w:hAnsi="Times New Roman"/>
+          <w:color w:val="000000"/>
+          <w:sz w:val="24"/>
+        </w:rPr>
+        <w:t xml:space="preserve">Як ранкова зоря, засяяло мучеників Прокла й Іларія чесне страждання,* осяюючи нас світлом чудес.* Тому й святкуємо вашу пам’ять* – Христа моліть, щоб спас душі наші. </w:t>
       </w:r>
     </w:p>
     <w:p>
@@ -4624,32 +5204,57 @@
           <w:rFonts w:ascii="Times New Roman" w:hAnsi="Times New Roman"/>
           <w:sz w:val="24"/>
         </w:rPr>
-        <w:t xml:space="preserve"> Боже благодаті, ти змилосерджуєшся над нами кожного часу, утішенням Святого твого Духа. Благословимо тебе, бо Ти спас нас і в час цей, в який благодать Святого Духа на чистих апостолів Твоїх щедро зіслав єси. Прийми молитви всіх нас і спрямуй у час цей думки наші до духовного, щоб ми ходили в Дусі, а не в </w:t>
-      </w:r>
-      <w:r>
-        <w:rPr>
-          <w:rFonts w:ascii="Times New Roman" w:hAnsi="Times New Roman"/>
+        <w:t xml:space="preserve"> Боже благодаті, ти </w:t>
+      </w:r>
+      <w:proofErr w:type="spellStart"/>
+      <w:r>
+        <w:rPr>
+          <w:rFonts w:ascii="Times New Roman" w:hAnsi="Times New Roman"/>
+          <w:sz w:val="24"/>
+        </w:rPr>
+        <w:t>змилосерджуєшся</w:t>
+      </w:r>
+      <w:proofErr w:type="spellEnd"/>
+      <w:r>
+        <w:rPr>
+          <w:rFonts w:ascii="Times New Roman" w:hAnsi="Times New Roman"/>
+          <w:sz w:val="24"/>
+        </w:rPr>
+        <w:t xml:space="preserve"> над нами кожного часу, </w:t>
+      </w:r>
+      <w:proofErr w:type="spellStart"/>
+      <w:r>
+        <w:rPr>
+          <w:rFonts w:ascii="Times New Roman" w:hAnsi="Times New Roman"/>
+          <w:sz w:val="24"/>
+        </w:rPr>
+        <w:t>утішенням</w:t>
+      </w:r>
+      <w:proofErr w:type="spellEnd"/>
+      <w:r>
+        <w:rPr>
+          <w:rFonts w:ascii="Times New Roman" w:hAnsi="Times New Roman"/>
+          <w:sz w:val="24"/>
+        </w:rPr>
+        <w:t xml:space="preserve"> Святого твого Духа. Благословимо тебе, бо Ти спас нас і в час цей, в який благодать Святого Духа на чистих апостолів Твоїх щедро зіслав єси. Прийми молитви всіх нас і спрямуй у час цей думки наші до духовного, щоб ми ходили в Дусі, а не в пожаданнях плоті, силою єдинородного Сина Твого, якому з Тобою належить слава і похвала, честь і прослава з Ним і з Святим Духом навіки віків.</w:t>
+      </w:r>
+    </w:p>
+    <w:p>
+      <w:pPr>
+        <w:spacing w:line="240" w:lineRule="auto"/>
+        <w:rPr>
+          <w:rFonts w:ascii="Times New Roman" w:hAnsi="Times New Roman"/>
+          <w:sz w:val="24"/>
+        </w:rPr>
+      </w:pPr>
+      <w:r>
+        <w:rPr>
+          <w:rFonts w:ascii="Times New Roman" w:hAnsi="Times New Roman"/>
+          <w:i/>
+          <w:color w:val="FF0000"/>
           <w:sz w:val="24"/>
         </w:rPr>
         <w:lastRenderedPageBreak/>
-        <w:t>пожаданнях плоті, силою єдинородного Сина Твого, якому з Тобою належить слава і похвала, честь і прослава з Ним і з Святим Духом навіки віків.</w:t>
-      </w:r>
-    </w:p>
-    <w:p>
-      <w:pPr>
-        <w:spacing w:line="240" w:lineRule="auto"/>
-        <w:rPr>
-          <w:rFonts w:ascii="Times New Roman" w:hAnsi="Times New Roman"/>
-          <w:sz w:val="24"/>
-        </w:rPr>
-      </w:pPr>
-      <w:r>
-        <w:rPr>
-          <w:rFonts w:ascii="Times New Roman" w:hAnsi="Times New Roman"/>
-          <w:i/>
-          <w:color w:val="FF0000"/>
-          <w:sz w:val="24"/>
-        </w:rPr>
         <w:t xml:space="preserve">Вірні: </w:t>
       </w:r>
       <w:r>
@@ -4867,7 +5472,7 @@
     </w:p>
     <w:p>
       <w:pPr>
-        <w:pStyle w:val="Heading2"/>
+        <w:pStyle w:val="2"/>
         <w:spacing w:line="240" w:lineRule="auto"/>
         <w:jc w:val="center"/>
         <w:rPr>
@@ -5058,7 +5663,55 @@
           <w:rFonts w:ascii="Times New Roman" w:hAnsi="Times New Roman"/>
           <w:sz w:val="24"/>
         </w:rPr>
-        <w:t>Пресвята Тройце, помилуй нас;* Господи, очисти гріхи наші;* Владико, прости беззаконня наші;* Святий, завітай і зціли немочі наші імени твого ради.</w:t>
+        <w:t xml:space="preserve">Пресвята </w:t>
+      </w:r>
+      <w:proofErr w:type="spellStart"/>
+      <w:r>
+        <w:rPr>
+          <w:rFonts w:ascii="Times New Roman" w:hAnsi="Times New Roman"/>
+          <w:sz w:val="24"/>
+        </w:rPr>
+        <w:t>Тройце</w:t>
+      </w:r>
+      <w:proofErr w:type="spellEnd"/>
+      <w:r>
+        <w:rPr>
+          <w:rFonts w:ascii="Times New Roman" w:hAnsi="Times New Roman"/>
+          <w:sz w:val="24"/>
+        </w:rPr>
+        <w:t xml:space="preserve">, помилуй нас;* Господи, очисти гріхи наші;* Владико, прости беззаконня наші;* Святий, завітай і зціли </w:t>
+      </w:r>
+      <w:proofErr w:type="spellStart"/>
+      <w:r>
+        <w:rPr>
+          <w:rFonts w:ascii="Times New Roman" w:hAnsi="Times New Roman"/>
+          <w:sz w:val="24"/>
+        </w:rPr>
+        <w:t>немочі</w:t>
+      </w:r>
+      <w:proofErr w:type="spellEnd"/>
+      <w:r>
+        <w:rPr>
+          <w:rFonts w:ascii="Times New Roman" w:hAnsi="Times New Roman"/>
+          <w:sz w:val="24"/>
+        </w:rPr>
+        <w:t xml:space="preserve"> наші </w:t>
+      </w:r>
+      <w:proofErr w:type="spellStart"/>
+      <w:r>
+        <w:rPr>
+          <w:rFonts w:ascii="Times New Roman" w:hAnsi="Times New Roman"/>
+          <w:sz w:val="24"/>
+        </w:rPr>
+        <w:t>імени</w:t>
+      </w:r>
+      <w:proofErr w:type="spellEnd"/>
+      <w:r>
+        <w:rPr>
+          <w:rFonts w:ascii="Times New Roman" w:hAnsi="Times New Roman"/>
+          <w:sz w:val="24"/>
+        </w:rPr>
+        <w:t xml:space="preserve"> твого ради.</w:t>
       </w:r>
     </w:p>
     <w:p>
@@ -5687,23 +6340,55 @@
           <w:rFonts w:ascii="Times New Roman" w:hAnsi="Times New Roman"/>
           <w:sz w:val="24"/>
         </w:rPr>
-        <w:t>Нехай смерть поб'є їх! Нехай зійдуть живими в шеол!* − бо лиш підлота в їхніх домах і посеред них.</w:t>
-      </w:r>
-    </w:p>
-    <w:p>
-      <w:pPr>
-        <w:spacing w:line="240" w:lineRule="auto"/>
-        <w:rPr>
-          <w:rFonts w:ascii="Times New Roman" w:hAnsi="Times New Roman"/>
-          <w:sz w:val="24"/>
-        </w:rPr>
-      </w:pPr>
-      <w:r>
-        <w:rPr>
-          <w:rFonts w:ascii="Times New Roman" w:hAnsi="Times New Roman"/>
-          <w:sz w:val="24"/>
-        </w:rPr>
-        <w:t xml:space="preserve">Я ж візву до Бога,* і Господь мене врятує. </w:t>
+        <w:t xml:space="preserve">Нехай смерть поб'є їх! Нехай зійдуть живими в </w:t>
+      </w:r>
+      <w:proofErr w:type="spellStart"/>
+      <w:r>
+        <w:rPr>
+          <w:rFonts w:ascii="Times New Roman" w:hAnsi="Times New Roman"/>
+          <w:sz w:val="24"/>
+        </w:rPr>
+        <w:t>шеол</w:t>
+      </w:r>
+      <w:proofErr w:type="spellEnd"/>
+      <w:r>
+        <w:rPr>
+          <w:rFonts w:ascii="Times New Roman" w:hAnsi="Times New Roman"/>
+          <w:sz w:val="24"/>
+        </w:rPr>
+        <w:t>!* − бо лиш підлота в їхніх домах і посеред них.</w:t>
+      </w:r>
+    </w:p>
+    <w:p>
+      <w:pPr>
+        <w:spacing w:line="240" w:lineRule="auto"/>
+        <w:rPr>
+          <w:rFonts w:ascii="Times New Roman" w:hAnsi="Times New Roman"/>
+          <w:sz w:val="24"/>
+        </w:rPr>
+      </w:pPr>
+      <w:r>
+        <w:rPr>
+          <w:rFonts w:ascii="Times New Roman" w:hAnsi="Times New Roman"/>
+          <w:sz w:val="24"/>
+        </w:rPr>
+        <w:t xml:space="preserve">Я ж </w:t>
+      </w:r>
+      <w:proofErr w:type="spellStart"/>
+      <w:r>
+        <w:rPr>
+          <w:rFonts w:ascii="Times New Roman" w:hAnsi="Times New Roman"/>
+          <w:sz w:val="24"/>
+        </w:rPr>
+        <w:t>візву</w:t>
+      </w:r>
+      <w:proofErr w:type="spellEnd"/>
+      <w:r>
+        <w:rPr>
+          <w:rFonts w:ascii="Times New Roman" w:hAnsi="Times New Roman"/>
+          <w:sz w:val="24"/>
+        </w:rPr>
+        <w:t xml:space="preserve"> до Бога,* і Господь мене врятує. </w:t>
       </w:r>
     </w:p>
     <w:p>
@@ -5778,44 +6463,78 @@
           <w:sz w:val="24"/>
         </w:rPr>
       </w:pPr>
-      <w:r>
-        <w:rPr>
-          <w:rFonts w:ascii="Times New Roman" w:hAnsi="Times New Roman"/>
-          <w:sz w:val="24"/>
-        </w:rPr>
-        <w:t>Масніші від сметани його губи, серце ж його завжди готове до бійки,* слова його ніжніші від оливи, але вони – мечі вийняті з піхви.</w:t>
-      </w:r>
-    </w:p>
-    <w:p>
-      <w:pPr>
-        <w:spacing w:line="240" w:lineRule="auto"/>
-        <w:rPr>
-          <w:rFonts w:ascii="Times New Roman" w:hAnsi="Times New Roman"/>
-          <w:sz w:val="24"/>
-        </w:rPr>
-      </w:pPr>
-      <w:r>
-        <w:rPr>
-          <w:rFonts w:ascii="Times New Roman" w:hAnsi="Times New Roman"/>
-          <w:sz w:val="24"/>
-        </w:rPr>
-        <w:t>Залиши на Господа твою турботу і він тебе підтримає;* повіки не допустить, щоб справедливий захитався.</w:t>
-      </w:r>
-    </w:p>
-    <w:p>
-      <w:pPr>
-        <w:spacing w:line="240" w:lineRule="auto"/>
-        <w:rPr>
-          <w:rFonts w:ascii="Times New Roman" w:hAnsi="Times New Roman"/>
-          <w:sz w:val="24"/>
-        </w:rPr>
-      </w:pPr>
-      <w:r>
-        <w:rPr>
-          <w:rFonts w:ascii="Times New Roman" w:hAnsi="Times New Roman"/>
-          <w:sz w:val="24"/>
-        </w:rPr>
-        <w:t>І ти, Боже, зведеш у яму тління їх.* Кровожерні та лукаві не доживуть до половини віку свого; я ж, Господи, надіюся на тебе!</w:t>
+      <w:proofErr w:type="spellStart"/>
+      <w:r>
+        <w:rPr>
+          <w:rFonts w:ascii="Times New Roman" w:hAnsi="Times New Roman"/>
+          <w:sz w:val="24"/>
+        </w:rPr>
+        <w:t>Масніші</w:t>
+      </w:r>
+      <w:proofErr w:type="spellEnd"/>
+      <w:r>
+        <w:rPr>
+          <w:rFonts w:ascii="Times New Roman" w:hAnsi="Times New Roman"/>
+          <w:sz w:val="24"/>
+        </w:rPr>
+        <w:t xml:space="preserve"> від сметани його губи, серце ж його завжди готове до бійки,* слова його ніжніші від оливи, але вони – мечі вийняті з піхви.</w:t>
+      </w:r>
+    </w:p>
+    <w:p>
+      <w:pPr>
+        <w:spacing w:line="240" w:lineRule="auto"/>
+        <w:rPr>
+          <w:rFonts w:ascii="Times New Roman" w:hAnsi="Times New Roman"/>
+          <w:sz w:val="24"/>
+        </w:rPr>
+      </w:pPr>
+      <w:proofErr w:type="spellStart"/>
+      <w:r>
+        <w:rPr>
+          <w:rFonts w:ascii="Times New Roman" w:hAnsi="Times New Roman"/>
+          <w:sz w:val="24"/>
+        </w:rPr>
+        <w:t>Залиши</w:t>
+      </w:r>
+      <w:proofErr w:type="spellEnd"/>
+      <w:r>
+        <w:rPr>
+          <w:rFonts w:ascii="Times New Roman" w:hAnsi="Times New Roman"/>
+          <w:sz w:val="24"/>
+        </w:rPr>
+        <w:t xml:space="preserve"> на Господа твою турботу і він тебе підтримає;* повіки не допустить, щоб справедливий захитався.</w:t>
+      </w:r>
+    </w:p>
+    <w:p>
+      <w:pPr>
+        <w:spacing w:line="240" w:lineRule="auto"/>
+        <w:rPr>
+          <w:rFonts w:ascii="Times New Roman" w:hAnsi="Times New Roman"/>
+          <w:sz w:val="24"/>
+        </w:rPr>
+      </w:pPr>
+      <w:r>
+        <w:rPr>
+          <w:rFonts w:ascii="Times New Roman" w:hAnsi="Times New Roman"/>
+          <w:sz w:val="24"/>
+        </w:rPr>
+        <w:t xml:space="preserve">І ти, Боже, зведеш у яму тління їх.* Кровожерні та лукаві не </w:t>
+      </w:r>
+      <w:proofErr w:type="spellStart"/>
+      <w:r>
+        <w:rPr>
+          <w:rFonts w:ascii="Times New Roman" w:hAnsi="Times New Roman"/>
+          <w:sz w:val="24"/>
+        </w:rPr>
+        <w:t>доживуть</w:t>
+      </w:r>
+      <w:proofErr w:type="spellEnd"/>
+      <w:r>
+        <w:rPr>
+          <w:rFonts w:ascii="Times New Roman" w:hAnsi="Times New Roman"/>
+          <w:sz w:val="24"/>
+        </w:rPr>
+        <w:t xml:space="preserve"> до половини віку свого; я ж, Господи, надіюся на тебе!</w:t>
       </w:r>
     </w:p>
     <w:p>
@@ -5899,7 +6618,23 @@
           <w:rFonts w:ascii="Times New Roman" w:hAnsi="Times New Roman"/>
           <w:sz w:val="24"/>
         </w:rPr>
-        <w:t>Він тебе покриє крилами своїми, і ти втечеш під його крила;* щит і забороло − його вірність.</w:t>
+        <w:t xml:space="preserve">Він тебе </w:t>
+      </w:r>
+      <w:proofErr w:type="spellStart"/>
+      <w:r>
+        <w:rPr>
+          <w:rFonts w:ascii="Times New Roman" w:hAnsi="Times New Roman"/>
+          <w:sz w:val="24"/>
+        </w:rPr>
+        <w:t>покриє</w:t>
+      </w:r>
+      <w:proofErr w:type="spellEnd"/>
+      <w:r>
+        <w:rPr>
+          <w:rFonts w:ascii="Times New Roman" w:hAnsi="Times New Roman"/>
+          <w:sz w:val="24"/>
+        </w:rPr>
+        <w:t xml:space="preserve"> крилами своїми, і ти втечеш під його крила;* щит і забороло − його вірність.</w:t>
       </w:r>
     </w:p>
     <w:p>
@@ -5947,7 +6682,23 @@
           <w:rFonts w:ascii="Times New Roman" w:hAnsi="Times New Roman"/>
           <w:sz w:val="24"/>
         </w:rPr>
-        <w:t>Нехай і тисяча впаде біля тебе, і десять тисяч праворуч від тебе,* – до тебе не підійде.</w:t>
+        <w:t xml:space="preserve">Нехай і тисяча впаде біля тебе, і десять тисяч праворуч від тебе,* – до тебе не </w:t>
+      </w:r>
+      <w:proofErr w:type="spellStart"/>
+      <w:r>
+        <w:rPr>
+          <w:rFonts w:ascii="Times New Roman" w:hAnsi="Times New Roman"/>
+          <w:sz w:val="24"/>
+        </w:rPr>
+        <w:t>підійде</w:t>
+      </w:r>
+      <w:proofErr w:type="spellEnd"/>
+      <w:r>
+        <w:rPr>
+          <w:rFonts w:ascii="Times New Roman" w:hAnsi="Times New Roman"/>
+          <w:sz w:val="24"/>
+        </w:rPr>
+        <w:t>.</w:t>
       </w:r>
     </w:p>
     <w:p>
@@ -5996,7 +6747,23 @@
           <w:rFonts w:ascii="Times New Roman" w:hAnsi="Times New Roman"/>
           <w:sz w:val="24"/>
         </w:rPr>
-        <w:t>Ніяке лихо до тебе не приступить,* ніяка кара не підійде близько намету твого.</w:t>
+        <w:t xml:space="preserve">Ніяке лихо до тебе не приступить,* ніяка кара не </w:t>
+      </w:r>
+      <w:proofErr w:type="spellStart"/>
+      <w:r>
+        <w:rPr>
+          <w:rFonts w:ascii="Times New Roman" w:hAnsi="Times New Roman"/>
+          <w:sz w:val="24"/>
+        </w:rPr>
+        <w:t>підійде</w:t>
+      </w:r>
+      <w:proofErr w:type="spellEnd"/>
+      <w:r>
+        <w:rPr>
+          <w:rFonts w:ascii="Times New Roman" w:hAnsi="Times New Roman"/>
+          <w:sz w:val="24"/>
+        </w:rPr>
+        <w:t xml:space="preserve"> близько намету твого.</w:t>
       </w:r>
     </w:p>
     <w:p>
@@ -6044,39 +6811,80 @@
           <w:rFonts w:ascii="Times New Roman" w:hAnsi="Times New Roman"/>
           <w:sz w:val="24"/>
         </w:rPr>
-        <w:t>На гада й змія будеш наступати,* розтопчеш лева й дракона.</w:t>
-      </w:r>
-    </w:p>
-    <w:p>
-      <w:pPr>
-        <w:spacing w:line="240" w:lineRule="auto"/>
-        <w:rPr>
-          <w:rFonts w:ascii="Times New Roman" w:hAnsi="Times New Roman"/>
-          <w:sz w:val="24"/>
-        </w:rPr>
-      </w:pPr>
-      <w:r>
-        <w:rPr>
-          <w:rFonts w:ascii="Times New Roman" w:hAnsi="Times New Roman"/>
-          <w:sz w:val="24"/>
-        </w:rPr>
-        <w:t>Тому, що він виявив свою любов до мене, я його врятую;* я вивищу його, бо він знає моє ім'я.</w:t>
-      </w:r>
-    </w:p>
-    <w:p>
-      <w:pPr>
-        <w:spacing w:line="240" w:lineRule="auto"/>
-        <w:rPr>
-          <w:rFonts w:ascii="Times New Roman" w:hAnsi="Times New Roman"/>
-          <w:sz w:val="24"/>
-        </w:rPr>
-      </w:pPr>
-      <w:r>
-        <w:rPr>
-          <w:rFonts w:ascii="Times New Roman" w:hAnsi="Times New Roman"/>
-          <w:sz w:val="24"/>
-        </w:rPr>
-        <w:t>Візве до мене, і я озвусь до нього;* я буду з ним у скруті, я його визволю і його прославлю.</w:t>
+        <w:t xml:space="preserve">На гада й змія будеш наступати,* </w:t>
+      </w:r>
+      <w:proofErr w:type="spellStart"/>
+      <w:r>
+        <w:rPr>
+          <w:rFonts w:ascii="Times New Roman" w:hAnsi="Times New Roman"/>
+          <w:sz w:val="24"/>
+        </w:rPr>
+        <w:t>розтопчеш</w:t>
+      </w:r>
+      <w:proofErr w:type="spellEnd"/>
+      <w:r>
+        <w:rPr>
+          <w:rFonts w:ascii="Times New Roman" w:hAnsi="Times New Roman"/>
+          <w:sz w:val="24"/>
+        </w:rPr>
+        <w:t xml:space="preserve"> лева й дракона.</w:t>
+      </w:r>
+    </w:p>
+    <w:p>
+      <w:pPr>
+        <w:spacing w:line="240" w:lineRule="auto"/>
+        <w:rPr>
+          <w:rFonts w:ascii="Times New Roman" w:hAnsi="Times New Roman"/>
+          <w:sz w:val="24"/>
+        </w:rPr>
+      </w:pPr>
+      <w:r>
+        <w:rPr>
+          <w:rFonts w:ascii="Times New Roman" w:hAnsi="Times New Roman"/>
+          <w:sz w:val="24"/>
+        </w:rPr>
+        <w:t xml:space="preserve">Тому, що він виявив свою любов до мене, я його врятую;* я </w:t>
+      </w:r>
+      <w:proofErr w:type="spellStart"/>
+      <w:r>
+        <w:rPr>
+          <w:rFonts w:ascii="Times New Roman" w:hAnsi="Times New Roman"/>
+          <w:sz w:val="24"/>
+        </w:rPr>
+        <w:t>вивищу</w:t>
+      </w:r>
+      <w:proofErr w:type="spellEnd"/>
+      <w:r>
+        <w:rPr>
+          <w:rFonts w:ascii="Times New Roman" w:hAnsi="Times New Roman"/>
+          <w:sz w:val="24"/>
+        </w:rPr>
+        <w:t xml:space="preserve"> його, бо він знає моє ім'я.</w:t>
+      </w:r>
+    </w:p>
+    <w:p>
+      <w:pPr>
+        <w:spacing w:line="240" w:lineRule="auto"/>
+        <w:rPr>
+          <w:rFonts w:ascii="Times New Roman" w:hAnsi="Times New Roman"/>
+          <w:sz w:val="24"/>
+        </w:rPr>
+      </w:pPr>
+      <w:proofErr w:type="spellStart"/>
+      <w:r>
+        <w:rPr>
+          <w:rFonts w:ascii="Times New Roman" w:hAnsi="Times New Roman"/>
+          <w:sz w:val="24"/>
+        </w:rPr>
+        <w:t>Візве</w:t>
+      </w:r>
+      <w:proofErr w:type="spellEnd"/>
+      <w:r>
+        <w:rPr>
+          <w:rFonts w:ascii="Times New Roman" w:hAnsi="Times New Roman"/>
+          <w:sz w:val="24"/>
+        </w:rPr>
+        <w:t xml:space="preserve"> до мене, і я озвусь до нього;* я буду з ним у скруті, я його визволю і його прославлю.</w:t>
       </w:r>
     </w:p>
     <w:p>
@@ -6111,7 +6919,27 @@
           <w:color w:val="FF0000"/>
           <w:sz w:val="24"/>
         </w:rPr>
-        <w:t>Вірні завершують стихослов’я псалмів:</w:t>
+        <w:t xml:space="preserve">Вірні завершують </w:t>
+      </w:r>
+      <w:proofErr w:type="spellStart"/>
+      <w:r>
+        <w:rPr>
+          <w:rFonts w:ascii="Times New Roman" w:hAnsi="Times New Roman"/>
+          <w:i/>
+          <w:color w:val="FF0000"/>
+          <w:sz w:val="24"/>
+        </w:rPr>
+        <w:t>стихослов’я</w:t>
+      </w:r>
+      <w:proofErr w:type="spellEnd"/>
+      <w:r>
+        <w:rPr>
+          <w:rFonts w:ascii="Times New Roman" w:hAnsi="Times New Roman"/>
+          <w:i/>
+          <w:color w:val="FF0000"/>
+          <w:sz w:val="24"/>
+        </w:rPr>
+        <w:t xml:space="preserve"> псалмів:</w:t>
       </w:r>
     </w:p>
     <w:p>
@@ -6296,7 +7124,55 @@
           <w:rFonts w:ascii="Times New Roman" w:hAnsi="Times New Roman"/>
           <w:sz w:val="24"/>
         </w:rPr>
-        <w:t>Тому, що не маємо сміливости задля великих гріхів наших,* ти, Богородице Діво, Народженого від тебе благай,* бо вельми могутня молитва Матері до милосердя Владики.* Не погордуй благаннями грішних, Всечиста,* бо милостивий і спасти може той,* хто й страждати за нас ізволив.</w:t>
+        <w:t xml:space="preserve">Тому, що не маємо </w:t>
+      </w:r>
+      <w:proofErr w:type="spellStart"/>
+      <w:r>
+        <w:rPr>
+          <w:rFonts w:ascii="Times New Roman" w:hAnsi="Times New Roman"/>
+          <w:sz w:val="24"/>
+        </w:rPr>
+        <w:t>сміливости</w:t>
+      </w:r>
+      <w:proofErr w:type="spellEnd"/>
+      <w:r>
+        <w:rPr>
+          <w:rFonts w:ascii="Times New Roman" w:hAnsi="Times New Roman"/>
+          <w:sz w:val="24"/>
+        </w:rPr>
+        <w:t xml:space="preserve"> задля великих гріхів наших,* ти, Богородице Діво, Народженого від тебе благай,* бо вельми могутня молитва Матері до милосердя Владики.* Не погордуй благаннями грішних, </w:t>
+      </w:r>
+      <w:proofErr w:type="spellStart"/>
+      <w:r>
+        <w:rPr>
+          <w:rFonts w:ascii="Times New Roman" w:hAnsi="Times New Roman"/>
+          <w:sz w:val="24"/>
+        </w:rPr>
+        <w:t>Всечиста</w:t>
+      </w:r>
+      <w:proofErr w:type="spellEnd"/>
+      <w:r>
+        <w:rPr>
+          <w:rFonts w:ascii="Times New Roman" w:hAnsi="Times New Roman"/>
+          <w:sz w:val="24"/>
+        </w:rPr>
+        <w:t xml:space="preserve">,* бо милостивий і спасти може той,* хто й страждати за нас </w:t>
+      </w:r>
+      <w:proofErr w:type="spellStart"/>
+      <w:r>
+        <w:rPr>
+          <w:rFonts w:ascii="Times New Roman" w:hAnsi="Times New Roman"/>
+          <w:sz w:val="24"/>
+        </w:rPr>
+        <w:t>ізволив</w:t>
+      </w:r>
+      <w:proofErr w:type="spellEnd"/>
+      <w:r>
+        <w:rPr>
+          <w:rFonts w:ascii="Times New Roman" w:hAnsi="Times New Roman"/>
+          <w:sz w:val="24"/>
+        </w:rPr>
+        <w:t>.</w:t>
       </w:r>
     </w:p>
     <w:p>
@@ -6362,7 +7238,23 @@
           <w:rFonts w:ascii="Times New Roman" w:hAnsi="Times New Roman"/>
           <w:sz w:val="24"/>
         </w:rPr>
-        <w:t>Ти, Христе Боже, що в шостий день і годину* на хресті прибив зухвалий гріх Адама в раю,* розірви рукописання й наших гріхів* і спаси нас.</w:t>
+        <w:t xml:space="preserve">Ти, Христе Боже, що в шостий день і годину* на хресті прибив зухвалий гріх Адама в раю,* </w:t>
+      </w:r>
+      <w:proofErr w:type="spellStart"/>
+      <w:r>
+        <w:rPr>
+          <w:rFonts w:ascii="Times New Roman" w:hAnsi="Times New Roman"/>
+          <w:sz w:val="24"/>
+        </w:rPr>
+        <w:t>розірви</w:t>
+      </w:r>
+      <w:proofErr w:type="spellEnd"/>
+      <w:r>
+        <w:rPr>
+          <w:rFonts w:ascii="Times New Roman" w:hAnsi="Times New Roman"/>
+          <w:sz w:val="24"/>
+        </w:rPr>
+        <w:t xml:space="preserve"> рукописання й наших гріхів* і спаси нас.</w:t>
       </w:r>
     </w:p>
     <w:p>
@@ -6486,7 +7378,55 @@
           <w:rFonts w:ascii="Times New Roman" w:hAnsi="Times New Roman"/>
           <w:sz w:val="24"/>
         </w:rPr>
-        <w:t>Тому, що не маємо сміливости задля великих гріхів наших,* ти, Богородице Діво, Народженого від тебе благай,* бо вельми могутня молитва Матері до милосердя Владики.* Не погордуй благаннями грішних, Всечиста,* бо милостивий і спасти може той,* хто й страждати за нас ізволив.</w:t>
+        <w:t xml:space="preserve">Тому, що не маємо </w:t>
+      </w:r>
+      <w:proofErr w:type="spellStart"/>
+      <w:r>
+        <w:rPr>
+          <w:rFonts w:ascii="Times New Roman" w:hAnsi="Times New Roman"/>
+          <w:sz w:val="24"/>
+        </w:rPr>
+        <w:t>сміливости</w:t>
+      </w:r>
+      <w:proofErr w:type="spellEnd"/>
+      <w:r>
+        <w:rPr>
+          <w:rFonts w:ascii="Times New Roman" w:hAnsi="Times New Roman"/>
+          <w:sz w:val="24"/>
+        </w:rPr>
+        <w:t xml:space="preserve"> задля великих гріхів наших,* ти, Богородице Діво, Народженого від тебе благай,* бо вельми могутня молитва Матері до милосердя Владики.* Не погордуй благаннями грішних, </w:t>
+      </w:r>
+      <w:proofErr w:type="spellStart"/>
+      <w:r>
+        <w:rPr>
+          <w:rFonts w:ascii="Times New Roman" w:hAnsi="Times New Roman"/>
+          <w:sz w:val="24"/>
+        </w:rPr>
+        <w:t>Всечиста</w:t>
+      </w:r>
+      <w:proofErr w:type="spellEnd"/>
+      <w:r>
+        <w:rPr>
+          <w:rFonts w:ascii="Times New Roman" w:hAnsi="Times New Roman"/>
+          <w:sz w:val="24"/>
+        </w:rPr>
+        <w:t xml:space="preserve">,* бо милостивий і спасти може той,* хто й страждати за нас </w:t>
+      </w:r>
+      <w:proofErr w:type="spellStart"/>
+      <w:r>
+        <w:rPr>
+          <w:rFonts w:ascii="Times New Roman" w:hAnsi="Times New Roman"/>
+          <w:sz w:val="24"/>
+        </w:rPr>
+        <w:t>ізволив</w:t>
+      </w:r>
+      <w:proofErr w:type="spellEnd"/>
+      <w:r>
+        <w:rPr>
+          <w:rFonts w:ascii="Times New Roman" w:hAnsi="Times New Roman"/>
+          <w:sz w:val="24"/>
+        </w:rPr>
+        <w:t>.</w:t>
       </w:r>
     </w:p>
     <w:p>
@@ -6521,7 +7461,71 @@
           <w:rFonts w:ascii="Times New Roman" w:hAnsi="Times New Roman"/>
           <w:sz w:val="24"/>
         </w:rPr>
-        <w:t>Негайно пошли нам щедроти твої, Господи,* бо зубожіли дуже ми.* Поможи нам, Боже, Спасителю наш,* задля слави імени твого. Господи, визволь нас* і очисти гріхи наші задля імени твого.</w:t>
+        <w:t xml:space="preserve">Негайно </w:t>
+      </w:r>
+      <w:proofErr w:type="spellStart"/>
+      <w:r>
+        <w:rPr>
+          <w:rFonts w:ascii="Times New Roman" w:hAnsi="Times New Roman"/>
+          <w:sz w:val="24"/>
+        </w:rPr>
+        <w:t>пошли</w:t>
+      </w:r>
+      <w:proofErr w:type="spellEnd"/>
+      <w:r>
+        <w:rPr>
+          <w:rFonts w:ascii="Times New Roman" w:hAnsi="Times New Roman"/>
+          <w:sz w:val="24"/>
+        </w:rPr>
+        <w:t xml:space="preserve"> нам щедроти твої, Господи,* бо зубожіли дуже ми.* </w:t>
+      </w:r>
+      <w:proofErr w:type="spellStart"/>
+      <w:r>
+        <w:rPr>
+          <w:rFonts w:ascii="Times New Roman" w:hAnsi="Times New Roman"/>
+          <w:sz w:val="24"/>
+        </w:rPr>
+        <w:t>Поможи</w:t>
+      </w:r>
+      <w:proofErr w:type="spellEnd"/>
+      <w:r>
+        <w:rPr>
+          <w:rFonts w:ascii="Times New Roman" w:hAnsi="Times New Roman"/>
+          <w:sz w:val="24"/>
+        </w:rPr>
+        <w:t xml:space="preserve"> нам, Боже, Спасителю наш,* задля слави </w:t>
+      </w:r>
+      <w:proofErr w:type="spellStart"/>
+      <w:r>
+        <w:rPr>
+          <w:rFonts w:ascii="Times New Roman" w:hAnsi="Times New Roman"/>
+          <w:sz w:val="24"/>
+        </w:rPr>
+        <w:t>імени</w:t>
+      </w:r>
+      <w:proofErr w:type="spellEnd"/>
+      <w:r>
+        <w:rPr>
+          <w:rFonts w:ascii="Times New Roman" w:hAnsi="Times New Roman"/>
+          <w:sz w:val="24"/>
+        </w:rPr>
+        <w:t xml:space="preserve"> твого. Господи, визволь нас* і очисти гріхи наші задля </w:t>
+      </w:r>
+      <w:proofErr w:type="spellStart"/>
+      <w:r>
+        <w:rPr>
+          <w:rFonts w:ascii="Times New Roman" w:hAnsi="Times New Roman"/>
+          <w:sz w:val="24"/>
+        </w:rPr>
+        <w:t>імени</w:t>
+      </w:r>
+      <w:proofErr w:type="spellEnd"/>
+      <w:r>
+        <w:rPr>
+          <w:rFonts w:ascii="Times New Roman" w:hAnsi="Times New Roman"/>
+          <w:sz w:val="24"/>
+        </w:rPr>
+        <w:t xml:space="preserve"> твого.</w:t>
       </w:r>
       <w:r>
         <w:rPr>
@@ -6628,7 +7632,55 @@
           <w:rFonts w:ascii="Times New Roman" w:hAnsi="Times New Roman"/>
           <w:sz w:val="24"/>
         </w:rPr>
-        <w:t>Пресвята Тройце, помилуй нас;* Господи, очисти гріхи наші;* Владико, прости беззаконня наші;* Святий, завітай і зціли немочі наші імени твого ради.</w:t>
+        <w:t xml:space="preserve">Пресвята </w:t>
+      </w:r>
+      <w:proofErr w:type="spellStart"/>
+      <w:r>
+        <w:rPr>
+          <w:rFonts w:ascii="Times New Roman" w:hAnsi="Times New Roman"/>
+          <w:sz w:val="24"/>
+        </w:rPr>
+        <w:t>Тройце</w:t>
+      </w:r>
+      <w:proofErr w:type="spellEnd"/>
+      <w:r>
+        <w:rPr>
+          <w:rFonts w:ascii="Times New Roman" w:hAnsi="Times New Roman"/>
+          <w:sz w:val="24"/>
+        </w:rPr>
+        <w:t xml:space="preserve">, помилуй нас;* Господи, очисти гріхи наші;* Владико, прости беззаконня наші;* Святий, завітай і зціли </w:t>
+      </w:r>
+      <w:proofErr w:type="spellStart"/>
+      <w:r>
+        <w:rPr>
+          <w:rFonts w:ascii="Times New Roman" w:hAnsi="Times New Roman"/>
+          <w:sz w:val="24"/>
+        </w:rPr>
+        <w:t>немочі</w:t>
+      </w:r>
+      <w:proofErr w:type="spellEnd"/>
+      <w:r>
+        <w:rPr>
+          <w:rFonts w:ascii="Times New Roman" w:hAnsi="Times New Roman"/>
+          <w:sz w:val="24"/>
+        </w:rPr>
+        <w:t xml:space="preserve"> наші </w:t>
+      </w:r>
+      <w:proofErr w:type="spellStart"/>
+      <w:r>
+        <w:rPr>
+          <w:rFonts w:ascii="Times New Roman" w:hAnsi="Times New Roman"/>
+          <w:sz w:val="24"/>
+        </w:rPr>
+        <w:t>імени</w:t>
+      </w:r>
+      <w:proofErr w:type="spellEnd"/>
+      <w:r>
+        <w:rPr>
+          <w:rFonts w:ascii="Times New Roman" w:hAnsi="Times New Roman"/>
+          <w:sz w:val="24"/>
+        </w:rPr>
+        <w:t xml:space="preserve"> твого ради.</w:t>
       </w:r>
     </w:p>
     <w:p>
@@ -6945,7 +7997,23 @@
           <w:rFonts w:ascii="Times New Roman" w:hAnsi="Times New Roman"/>
           <w:sz w:val="24"/>
         </w:rPr>
-        <w:t>Будучи джерелом милосердя,* сподоби нас твоєї милости, Богородице;* зглянься на людей грішних* і покажи, як завжди, твою силу,* бо, уповаючи на тебе, співаємо тобі: Радуйся!* – як колись Гавриїл, безтілесних архистратиг.</w:t>
+        <w:t xml:space="preserve">Будучи джерелом милосердя,* сподоби нас твоєї милости, Богородице;* зглянься на людей грішних* і покажи, як завжди, твою силу,* бо, уповаючи на тебе, співаємо тобі: Радуйся!* – як колись Гавриїл, безтілесних </w:t>
+      </w:r>
+      <w:proofErr w:type="spellStart"/>
+      <w:r>
+        <w:rPr>
+          <w:rFonts w:ascii="Times New Roman" w:hAnsi="Times New Roman"/>
+          <w:sz w:val="24"/>
+        </w:rPr>
+        <w:t>архистратиг</w:t>
+      </w:r>
+      <w:proofErr w:type="spellEnd"/>
+      <w:r>
+        <w:rPr>
+          <w:rFonts w:ascii="Times New Roman" w:hAnsi="Times New Roman"/>
+          <w:sz w:val="24"/>
+        </w:rPr>
+        <w:t>.</w:t>
       </w:r>
     </w:p>
     <w:p>
@@ -7244,7 +8312,23 @@
           <w:rFonts w:ascii="Times New Roman" w:hAnsi="Times New Roman"/>
           <w:sz w:val="24"/>
         </w:rPr>
-        <w:t xml:space="preserve">Боже й Господи сил і всього творіння Сотворителю! Ти з милосердя і незрівнянної милости твоєї послав на спасіння роду нашого єдинородного Сина твого, Господа нашого, Ісуса Христа, і дорогоцінним його хрестом розписку гріхів наших розірвав і переміг начало й владу темряви. Тож, Владико чоловіколюбний, прийми від нас грішних ці вдячні і благальні молитви, і визволь нас від усякого згубного й темного гріха, і від усіх видимих і невидимих ворогів, що бажають вчинити нам зло. До страху твого прикуй тіла наші й не допусти сердець наших до слів, або помислів лукавих, але любов’ю твоєю пройми душі наші, щоб, повсякчас на тебе дивлячись і світлом твоїм керуючись, бачили тебе, неприступне й вічне світло, та щоб невпинно хвалу й подяку віддавали тобі: безначальному Отцеві з єдинородним твоїм Сином і всесвятим, і благим, і животворним твоїм Духом, нині, і повсякчас, і на віки </w:t>
+        <w:t xml:space="preserve">Боже й Господи сил і всього творіння Сотворителю! Ти з милосердя і незрівнянної милости твоєї послав на спасіння роду нашого єдинородного Сина твого, Господа нашого, Ісуса Христа, і дорогоцінним його хрестом розписку гріхів наших розірвав і переміг начало й владу темряви. Тож, Владико чоловіколюбний, прийми від нас грішних ці вдячні і благальні молитви, і визволь нас від усякого згубного й темного гріха, і від усіх видимих і невидимих ворогів, що бажають вчинити нам зло. До страху твого прикуй тіла наші й не допусти сердець наших до слів, або помислів лукавих, але любов’ю твоєю пройми душі наші, щоб, повсякчас на тебе дивлячись і світлом твоїм керуючись, бачили тебе, неприступне й вічне світло, та щоб невпинно хвалу й подяку віддавали тобі: безначальному Отцеві з єдинородним твоїм Сином і </w:t>
+      </w:r>
+      <w:proofErr w:type="spellStart"/>
+      <w:r>
+        <w:rPr>
+          <w:rFonts w:ascii="Times New Roman" w:hAnsi="Times New Roman"/>
+          <w:sz w:val="24"/>
+        </w:rPr>
+        <w:t>всесвятим</w:t>
+      </w:r>
+      <w:proofErr w:type="spellEnd"/>
+      <w:r>
+        <w:rPr>
+          <w:rFonts w:ascii="Times New Roman" w:hAnsi="Times New Roman"/>
+          <w:sz w:val="24"/>
+        </w:rPr>
+        <w:t xml:space="preserve">, і благим, і животворним твоїм Духом, нині, і повсякчас, і на віки </w:t>
       </w:r>
       <w:r>
         <w:rPr>
@@ -7463,7 +8547,7 @@
     </w:p>
     <w:p>
       <w:pPr>
-        <w:pStyle w:val="Heading2"/>
+        <w:pStyle w:val="2"/>
         <w:spacing w:line="240" w:lineRule="auto"/>
         <w:jc w:val="center"/>
         <w:rPr>
@@ -7640,7 +8724,55 @@
           <w:rFonts w:ascii="Times New Roman" w:hAnsi="Times New Roman"/>
           <w:sz w:val="24"/>
         </w:rPr>
-        <w:t>Пресвята Тройце, помилуй нас;* Господи, очисти гріхи наші;* Владико, прости беззаконня наші;* Святий, завітай і зціли немочі наші імени твого ради.</w:t>
+        <w:t xml:space="preserve">Пресвята </w:t>
+      </w:r>
+      <w:proofErr w:type="spellStart"/>
+      <w:r>
+        <w:rPr>
+          <w:rFonts w:ascii="Times New Roman" w:hAnsi="Times New Roman"/>
+          <w:sz w:val="24"/>
+        </w:rPr>
+        <w:t>Тройце</w:t>
+      </w:r>
+      <w:proofErr w:type="spellEnd"/>
+      <w:r>
+        <w:rPr>
+          <w:rFonts w:ascii="Times New Roman" w:hAnsi="Times New Roman"/>
+          <w:sz w:val="24"/>
+        </w:rPr>
+        <w:t xml:space="preserve">, помилуй нас;* Господи, очисти гріхи наші;* Владико, прости беззаконня наші;* Святий, завітай і зціли </w:t>
+      </w:r>
+      <w:proofErr w:type="spellStart"/>
+      <w:r>
+        <w:rPr>
+          <w:rFonts w:ascii="Times New Roman" w:hAnsi="Times New Roman"/>
+          <w:sz w:val="24"/>
+        </w:rPr>
+        <w:t>немочі</w:t>
+      </w:r>
+      <w:proofErr w:type="spellEnd"/>
+      <w:r>
+        <w:rPr>
+          <w:rFonts w:ascii="Times New Roman" w:hAnsi="Times New Roman"/>
+          <w:sz w:val="24"/>
+        </w:rPr>
+        <w:t xml:space="preserve"> наші </w:t>
+      </w:r>
+      <w:proofErr w:type="spellStart"/>
+      <w:r>
+        <w:rPr>
+          <w:rFonts w:ascii="Times New Roman" w:hAnsi="Times New Roman"/>
+          <w:sz w:val="24"/>
+        </w:rPr>
+        <w:t>імени</w:t>
+      </w:r>
+      <w:proofErr w:type="spellEnd"/>
+      <w:r>
+        <w:rPr>
+          <w:rFonts w:ascii="Times New Roman" w:hAnsi="Times New Roman"/>
+          <w:sz w:val="24"/>
+        </w:rPr>
+        <w:t xml:space="preserve"> твого ради.</w:t>
       </w:r>
     </w:p>
     <w:p>
@@ -8333,7 +9465,23 @@
           <w:rFonts w:ascii="Times New Roman" w:hAnsi="Times New Roman"/>
           <w:sz w:val="24"/>
         </w:rPr>
-        <w:t>Перед ним ітиме справедливість і спасіння* там, де він буде ступати.</w:t>
+        <w:t xml:space="preserve">Перед ним </w:t>
+      </w:r>
+      <w:proofErr w:type="spellStart"/>
+      <w:r>
+        <w:rPr>
+          <w:rFonts w:ascii="Times New Roman" w:hAnsi="Times New Roman"/>
+          <w:sz w:val="24"/>
+        </w:rPr>
+        <w:t>ітиме</w:t>
+      </w:r>
+      <w:proofErr w:type="spellEnd"/>
+      <w:r>
+        <w:rPr>
+          <w:rFonts w:ascii="Times New Roman" w:hAnsi="Times New Roman"/>
+          <w:sz w:val="24"/>
+        </w:rPr>
+        <w:t xml:space="preserve"> справедливість і спасіння* там, де він буде ступати.</w:t>
       </w:r>
     </w:p>
     <w:p>
@@ -8417,23 +9565,55 @@
           <w:rFonts w:ascii="Times New Roman" w:hAnsi="Times New Roman"/>
           <w:sz w:val="24"/>
         </w:rPr>
-        <w:t>Звесели душу слуги твого,* до тебе бо, Господи, я підношу мою душу.</w:t>
-      </w:r>
-    </w:p>
-    <w:p>
-      <w:pPr>
-        <w:spacing w:line="240" w:lineRule="auto"/>
-        <w:rPr>
-          <w:rFonts w:ascii="Times New Roman" w:hAnsi="Times New Roman"/>
-          <w:sz w:val="24"/>
-        </w:rPr>
-      </w:pPr>
-      <w:r>
-        <w:rPr>
-          <w:rFonts w:ascii="Times New Roman" w:hAnsi="Times New Roman"/>
-          <w:sz w:val="24"/>
-        </w:rPr>
-        <w:t>Бо ти, Господи, добрий і ласкавий,* і повний милосердя до всіх, що тебе прикликають.</w:t>
+        <w:t xml:space="preserve">Звесели душу слуги твого,* до тебе бо, Господи, я </w:t>
+      </w:r>
+      <w:proofErr w:type="spellStart"/>
+      <w:r>
+        <w:rPr>
+          <w:rFonts w:ascii="Times New Roman" w:hAnsi="Times New Roman"/>
+          <w:sz w:val="24"/>
+        </w:rPr>
+        <w:t>підношу</w:t>
+      </w:r>
+      <w:proofErr w:type="spellEnd"/>
+      <w:r>
+        <w:rPr>
+          <w:rFonts w:ascii="Times New Roman" w:hAnsi="Times New Roman"/>
+          <w:sz w:val="24"/>
+        </w:rPr>
+        <w:t xml:space="preserve"> мою душу.</w:t>
+      </w:r>
+    </w:p>
+    <w:p>
+      <w:pPr>
+        <w:spacing w:line="240" w:lineRule="auto"/>
+        <w:rPr>
+          <w:rFonts w:ascii="Times New Roman" w:hAnsi="Times New Roman"/>
+          <w:sz w:val="24"/>
+        </w:rPr>
+      </w:pPr>
+      <w:r>
+        <w:rPr>
+          <w:rFonts w:ascii="Times New Roman" w:hAnsi="Times New Roman"/>
+          <w:sz w:val="24"/>
+        </w:rPr>
+        <w:t xml:space="preserve">Бо ти, Господи, добрий і ласкавий,* і повний милосердя до всіх, що тебе </w:t>
+      </w:r>
+      <w:proofErr w:type="spellStart"/>
+      <w:r>
+        <w:rPr>
+          <w:rFonts w:ascii="Times New Roman" w:hAnsi="Times New Roman"/>
+          <w:sz w:val="24"/>
+        </w:rPr>
+        <w:t>прикликають</w:t>
+      </w:r>
+      <w:proofErr w:type="spellEnd"/>
+      <w:r>
+        <w:rPr>
+          <w:rFonts w:ascii="Times New Roman" w:hAnsi="Times New Roman"/>
+          <w:sz w:val="24"/>
+        </w:rPr>
+        <w:t>.</w:t>
       </w:r>
     </w:p>
     <w:p>
@@ -8659,7 +9839,27 @@
           <w:color w:val="FF0000"/>
           <w:sz w:val="24"/>
         </w:rPr>
-        <w:t>Вірні завершують стихослов’я псалмів:</w:t>
+        <w:t xml:space="preserve">Вірні завершують </w:t>
+      </w:r>
+      <w:proofErr w:type="spellStart"/>
+      <w:r>
+        <w:rPr>
+          <w:rFonts w:ascii="Times New Roman" w:hAnsi="Times New Roman"/>
+          <w:i/>
+          <w:color w:val="FF0000"/>
+          <w:sz w:val="24"/>
+        </w:rPr>
+        <w:t>стихослов’я</w:t>
+      </w:r>
+      <w:proofErr w:type="spellEnd"/>
+      <w:r>
+        <w:rPr>
+          <w:rFonts w:ascii="Times New Roman" w:hAnsi="Times New Roman"/>
+          <w:i/>
+          <w:color w:val="FF0000"/>
+          <w:sz w:val="24"/>
+        </w:rPr>
+        <w:t xml:space="preserve"> псалмів:</w:t>
       </w:r>
     </w:p>
     <w:p>
@@ -8773,57 +9973,51 @@
       </w:r>
     </w:p>
     <w:p>
-      <w:pPr>
-        <w:pBdr>
-          <w:top w:val="nil"/>
-          <w:left w:val="nil"/>
-          <w:bottom w:val="nil"/>
-          <w:right w:val="nil"/>
-          <w:between w:val="nil"/>
-        </w:pBdr>
-        <w:jc w:val="both"/>
+      <w:r>
+        <w:rPr>
+          <w:rFonts w:ascii="Times New Roman" w:hAnsi="Times New Roman"/>
+          <w:i/>
+          <w:color w:val="FF0000"/>
+          <w:sz w:val="24"/>
+        </w:rPr>
+        <w:t xml:space="preserve">Тропар (г. 8): </w:t>
+      </w:r>
+      <w:r>
         <w:rPr>
           <w:rFonts w:ascii="Times New Roman" w:hAnsi="Times New Roman"/>
           <w:color w:val="000000"/>
           <w:sz w:val="24"/>
-          <w:szCs w:val="24"/>
-        </w:rPr>
-      </w:pPr>
-      <w:r>
-        <w:rPr>
-          <w:rFonts w:ascii="Times New Roman" w:hAnsi="Times New Roman"/>
-          <w:i/>
-          <w:color w:val="FF0000"/>
-          <w:sz w:val="24"/>
-          <w:szCs w:val="24"/>
-        </w:rPr>
-        <w:t>Тропар (г. 1):</w:t>
+        </w:rPr>
+        <w:t>На духовних крилах до споглядання Бога піднісся ти,* марноту світу залишив, Блаженний.* Зненавидівши тілесні думки,* мудрість з висот отримав, як жити з Богом,</w:t>
+      </w:r>
+      <w:r>
+        <w:rPr>
+          <w:rFonts w:ascii="Times New Roman" w:hAnsi="Times New Roman"/>
+          <w:sz w:val="24"/>
+        </w:rPr>
+        <w:t xml:space="preserve"> </w:t>
+      </w:r>
+      <w:r>
+        <w:rPr>
+          <w:rFonts w:ascii="Times New Roman" w:hAnsi="Times New Roman"/>
+          <w:sz w:val="24"/>
+        </w:rPr>
+        <w:t>Михаїле</w:t>
+      </w:r>
+      <w:r>
+        <w:rPr>
+          <w:rFonts w:ascii="Times New Roman" w:hAnsi="Times New Roman"/>
+          <w:sz w:val="24"/>
+        </w:rPr>
+        <w:t xml:space="preserve"> преподобний,*</w:t>
       </w:r>
       <w:r>
         <w:rPr>
           <w:rFonts w:ascii="Times New Roman" w:hAnsi="Times New Roman"/>
           <w:color w:val="000000"/>
           <w:sz w:val="24"/>
-          <w:szCs w:val="24"/>
-        </w:rPr>
-        <w:t xml:space="preserve"> Веселиться Вселенна світло нині,* і вірних зібрання радіє у пам’яті твоїй.* З ними ж і ми торжествуємо, кличучи:* Спаси нас молитвами </w:t>
-      </w:r>
-      <w:r>
-        <w:rPr>
-          <w:rFonts w:ascii="Times New Roman" w:hAnsi="Times New Roman"/>
-          <w:sz w:val="24"/>
-          <w:szCs w:val="24"/>
-        </w:rPr>
-        <w:t>т</w:t>
-      </w:r>
-      <w:r>
-        <w:rPr>
-          <w:rFonts w:ascii="Times New Roman" w:hAnsi="Times New Roman"/>
-          <w:color w:val="000000"/>
-          <w:sz w:val="24"/>
-          <w:szCs w:val="24"/>
-        </w:rPr>
-        <w:t xml:space="preserve">воїми від усіх бід,* Тимотею, мученику священний. </w:t>
+        </w:rPr>
+        <w:t xml:space="preserve"> і всім приклад собою показав, кажучи:* Добре воно з Богом жити.</w:t>
       </w:r>
     </w:p>
     <w:p>
@@ -8878,7 +10072,23 @@
           <w:rFonts w:ascii="Times New Roman" w:hAnsi="Times New Roman"/>
           <w:sz w:val="24"/>
         </w:rPr>
-        <w:t>Ти, Милосердний, що задля нас народився з Діви,* витерпів розп'яття і смертю смерть подолав,* і, як Бог, появив воскресіння,* не погорди тими, що їх ти створив рукою своєю.* Покажи, Милостивий, своє чоловіколюбство,* прийми Богородицю, що тебе породила і молиться за нас,* і спаси, Спасе наш, людей зневірених.</w:t>
+        <w:t xml:space="preserve">Ти, Милосердний, що задля нас народився з Діви,* витерпів розп'яття і смертю смерть подолав,* і, як Бог, </w:t>
+      </w:r>
+      <w:proofErr w:type="spellStart"/>
+      <w:r>
+        <w:rPr>
+          <w:rFonts w:ascii="Times New Roman" w:hAnsi="Times New Roman"/>
+          <w:sz w:val="24"/>
+        </w:rPr>
+        <w:t>появив</w:t>
+      </w:r>
+      <w:proofErr w:type="spellEnd"/>
+      <w:r>
+        <w:rPr>
+          <w:rFonts w:ascii="Times New Roman" w:hAnsi="Times New Roman"/>
+          <w:sz w:val="24"/>
+        </w:rPr>
+        <w:t xml:space="preserve"> воскресіння,* не погорди тими, що їх ти створив рукою своєю.* Покажи, Милостивий, своє чоловіколюбство,* прийми Богородицю, що тебе породила і молиться за нас,* і спаси, Спасе наш, людей зневірених.</w:t>
       </w:r>
     </w:p>
     <w:p>
@@ -8915,7 +10125,71 @@
           <w:rFonts w:ascii="Times New Roman" w:hAnsi="Times New Roman"/>
           <w:sz w:val="24"/>
         </w:rPr>
-        <w:t xml:space="preserve">Не залиши нас до кінця, ради імени твого святого,* не зруйнуй заповіту твого* й не віддаляй милости твоєї від нас задля улюбленого тобою Авраама,* і задля Ісаака, раба твого,* та Ізраїля святого твого. </w:t>
+        <w:t xml:space="preserve">Не </w:t>
+      </w:r>
+      <w:proofErr w:type="spellStart"/>
+      <w:r>
+        <w:rPr>
+          <w:rFonts w:ascii="Times New Roman" w:hAnsi="Times New Roman"/>
+          <w:sz w:val="24"/>
+        </w:rPr>
+        <w:t>залиши</w:t>
+      </w:r>
+      <w:proofErr w:type="spellEnd"/>
+      <w:r>
+        <w:rPr>
+          <w:rFonts w:ascii="Times New Roman" w:hAnsi="Times New Roman"/>
+          <w:sz w:val="24"/>
+        </w:rPr>
+        <w:t xml:space="preserve"> нас до кінця, ради </w:t>
+      </w:r>
+      <w:proofErr w:type="spellStart"/>
+      <w:r>
+        <w:rPr>
+          <w:rFonts w:ascii="Times New Roman" w:hAnsi="Times New Roman"/>
+          <w:sz w:val="24"/>
+        </w:rPr>
+        <w:t>імени</w:t>
+      </w:r>
+      <w:proofErr w:type="spellEnd"/>
+      <w:r>
+        <w:rPr>
+          <w:rFonts w:ascii="Times New Roman" w:hAnsi="Times New Roman"/>
+          <w:sz w:val="24"/>
+        </w:rPr>
+        <w:t xml:space="preserve"> твого святого,* не зруйнуй заповіту твого* й не віддаляй милости твоєї від нас задля улюбленого тобою Авраама,* і задля </w:t>
+      </w:r>
+      <w:proofErr w:type="spellStart"/>
+      <w:r>
+        <w:rPr>
+          <w:rFonts w:ascii="Times New Roman" w:hAnsi="Times New Roman"/>
+          <w:sz w:val="24"/>
+        </w:rPr>
+        <w:t>Ісаака</w:t>
+      </w:r>
+      <w:proofErr w:type="spellEnd"/>
+      <w:r>
+        <w:rPr>
+          <w:rFonts w:ascii="Times New Roman" w:hAnsi="Times New Roman"/>
+          <w:sz w:val="24"/>
+        </w:rPr>
+        <w:t xml:space="preserve">, раба твого,* та </w:t>
+      </w:r>
+      <w:proofErr w:type="spellStart"/>
+      <w:r>
+        <w:rPr>
+          <w:rFonts w:ascii="Times New Roman" w:hAnsi="Times New Roman"/>
+          <w:sz w:val="24"/>
+        </w:rPr>
+        <w:t>Ізраїля</w:t>
+      </w:r>
+      <w:proofErr w:type="spellEnd"/>
+      <w:r>
+        <w:rPr>
+          <w:rFonts w:ascii="Times New Roman" w:hAnsi="Times New Roman"/>
+          <w:sz w:val="24"/>
+        </w:rPr>
+        <w:t xml:space="preserve"> святого твого. </w:t>
       </w:r>
       <w:r>
         <w:rPr>
@@ -9023,7 +10297,55 @@
           <w:rFonts w:ascii="Times New Roman" w:hAnsi="Times New Roman"/>
           <w:sz w:val="24"/>
         </w:rPr>
-        <w:t>Пресвята Тройце, помилуй нас;* Господи, очисти гріхи наші;* Владико, прости беззаконня наші;* Святий, завітай і зціли немочі наші імени твого ради.</w:t>
+        <w:t xml:space="preserve">Пресвята </w:t>
+      </w:r>
+      <w:proofErr w:type="spellStart"/>
+      <w:r>
+        <w:rPr>
+          <w:rFonts w:ascii="Times New Roman" w:hAnsi="Times New Roman"/>
+          <w:sz w:val="24"/>
+        </w:rPr>
+        <w:t>Тройце</w:t>
+      </w:r>
+      <w:proofErr w:type="spellEnd"/>
+      <w:r>
+        <w:rPr>
+          <w:rFonts w:ascii="Times New Roman" w:hAnsi="Times New Roman"/>
+          <w:sz w:val="24"/>
+        </w:rPr>
+        <w:t xml:space="preserve">, помилуй нас;* Господи, очисти гріхи наші;* Владико, прости беззаконня наші;* Святий, завітай і зціли </w:t>
+      </w:r>
+      <w:proofErr w:type="spellStart"/>
+      <w:r>
+        <w:rPr>
+          <w:rFonts w:ascii="Times New Roman" w:hAnsi="Times New Roman"/>
+          <w:sz w:val="24"/>
+        </w:rPr>
+        <w:t>немочі</w:t>
+      </w:r>
+      <w:proofErr w:type="spellEnd"/>
+      <w:r>
+        <w:rPr>
+          <w:rFonts w:ascii="Times New Roman" w:hAnsi="Times New Roman"/>
+          <w:sz w:val="24"/>
+        </w:rPr>
+        <w:t xml:space="preserve"> наші </w:t>
+      </w:r>
+      <w:proofErr w:type="spellStart"/>
+      <w:r>
+        <w:rPr>
+          <w:rFonts w:ascii="Times New Roman" w:hAnsi="Times New Roman"/>
+          <w:sz w:val="24"/>
+        </w:rPr>
+        <w:t>імени</w:t>
+      </w:r>
+      <w:proofErr w:type="spellEnd"/>
+      <w:r>
+        <w:rPr>
+          <w:rFonts w:ascii="Times New Roman" w:hAnsi="Times New Roman"/>
+          <w:sz w:val="24"/>
+        </w:rPr>
+        <w:t xml:space="preserve"> твого ради.</w:t>
       </w:r>
     </w:p>
     <w:p>
@@ -9152,75 +10474,159 @@
       </w:r>
     </w:p>
     <w:p>
-      <w:pPr>
-        <w:pBdr>
-          <w:top w:val="nil"/>
-          <w:left w:val="nil"/>
-          <w:bottom w:val="nil"/>
-          <w:right w:val="nil"/>
-          <w:between w:val="nil"/>
-        </w:pBdr>
-        <w:jc w:val="both"/>
+      <w:r>
+        <w:rPr>
+          <w:rFonts w:ascii="Times New Roman" w:hAnsi="Times New Roman"/>
+          <w:i/>
+          <w:color w:val="FF0000"/>
+          <w:sz w:val="24"/>
+        </w:rPr>
+        <w:t xml:space="preserve">Кондак (г. 2): </w:t>
+      </w:r>
+      <w:r>
         <w:rPr>
           <w:rFonts w:ascii="Times New Roman" w:hAnsi="Times New Roman"/>
           <w:color w:val="000000"/>
           <w:sz w:val="24"/>
-          <w:szCs w:val="24"/>
-        </w:rPr>
-      </w:pPr>
-      <w:r>
-        <w:rPr>
-          <w:rFonts w:ascii="Times New Roman" w:hAnsi="Times New Roman"/>
-          <w:i/>
-          <w:color w:val="FF0000"/>
-          <w:sz w:val="24"/>
-          <w:szCs w:val="24"/>
+        </w:rPr>
+        <w:t xml:space="preserve">Тілесний тягар облегшив ти ділами,* душевну ж легкість окрилив ти </w:t>
+      </w:r>
+      <w:r>
+        <w:rPr>
+          <w:rFonts w:ascii="Times New Roman" w:hAnsi="Times New Roman"/>
+          <w:color w:val="000000"/>
+          <w:sz w:val="24"/>
+        </w:rPr>
+        <w:t>просвіченням</w:t>
+      </w:r>
+      <w:r>
+        <w:rPr>
+          <w:rFonts w:ascii="Times New Roman" w:hAnsi="Times New Roman"/>
+          <w:color w:val="000000"/>
+          <w:sz w:val="24"/>
+        </w:rPr>
+        <w:t xml:space="preserve">, </w:t>
+      </w:r>
+      <w:r>
+        <w:rPr>
+          <w:rFonts w:ascii="Times New Roman" w:hAnsi="Times New Roman"/>
+          <w:color w:val="000000"/>
+          <w:sz w:val="24"/>
+        </w:rPr>
+        <w:t>Михаїле</w:t>
+      </w:r>
+      <w:r>
+        <w:rPr>
+          <w:rFonts w:ascii="Times New Roman" w:hAnsi="Times New Roman"/>
+          <w:color w:val="000000"/>
+          <w:sz w:val="24"/>
+        </w:rPr>
+        <w:t xml:space="preserve">,* і став ти обителлю для Тройці.* Споглядаючи її ясно, </w:t>
+      </w:r>
+      <w:r>
+        <w:rPr>
+          <w:rFonts w:ascii="Times New Roman" w:hAnsi="Times New Roman"/>
+          <w:sz w:val="24"/>
+        </w:rPr>
+        <w:t>б</w:t>
+      </w:r>
+      <w:r>
+        <w:rPr>
+          <w:rFonts w:ascii="Times New Roman" w:hAnsi="Times New Roman"/>
+          <w:color w:val="000000"/>
+          <w:sz w:val="24"/>
+        </w:rPr>
+        <w:t>лаженний,* молися неустанно за всіх нас.</w:t>
+      </w:r>
+      <w:r>
+        <w:rPr>
+          <w:rFonts w:ascii="Times New Roman" w:hAnsi="Times New Roman"/>
+          <w:sz w:val="24"/>
+        </w:rPr>
+        <w:t xml:space="preserve"> </w:t>
+      </w:r>
+    </w:p>
+    <w:p>
+      <w:pPr>
+        <w:spacing w:line="240" w:lineRule="auto"/>
+        <w:rPr>
+          <w:rFonts w:ascii="Times New Roman" w:hAnsi="Times New Roman"/>
+          <w:sz w:val="24"/>
+        </w:rPr>
+      </w:pPr>
+      <w:r>
+        <w:rPr>
+          <w:rFonts w:ascii="Times New Roman" w:hAnsi="Times New Roman"/>
+          <w:sz w:val="24"/>
+        </w:rPr>
+        <w:t xml:space="preserve">Господи, помилуй </w:t>
+      </w:r>
+      <w:r>
+        <w:rPr>
+          <w:rFonts w:ascii="Times New Roman" w:hAnsi="Times New Roman"/>
+          <w:i/>
+          <w:color w:val="FF0000"/>
+          <w:sz w:val="24"/>
+        </w:rPr>
+        <w:t>(40 р.)</w:t>
+      </w:r>
+      <w:r>
+        <w:rPr>
+          <w:rFonts w:ascii="Times New Roman" w:hAnsi="Times New Roman"/>
+          <w:sz w:val="24"/>
+        </w:rPr>
+        <w:t>.</w:t>
+      </w:r>
+    </w:p>
+    <w:p>
+      <w:pPr>
+        <w:spacing w:line="240" w:lineRule="auto"/>
+        <w:rPr>
+          <w:rFonts w:ascii="Times New Roman" w:hAnsi="Times New Roman"/>
+          <w:i/>
+          <w:color w:val="FF0000"/>
+          <w:sz w:val="24"/>
+        </w:rPr>
+      </w:pPr>
+      <w:r>
+        <w:rPr>
+          <w:rFonts w:ascii="Times New Roman" w:hAnsi="Times New Roman"/>
+          <w:sz w:val="24"/>
         </w:rPr>
         <w:lastRenderedPageBreak/>
-        <w:t>Кондак (г. 5):</w:t>
-      </w:r>
-      <w:r>
-        <w:rPr>
-          <w:rFonts w:ascii="Times New Roman" w:hAnsi="Times New Roman"/>
-          <w:color w:val="FF0000"/>
-          <w:sz w:val="24"/>
-          <w:szCs w:val="24"/>
-        </w:rPr>
-        <w:t xml:space="preserve"> </w:t>
-      </w:r>
-      <w:r>
-        <w:rPr>
-          <w:rFonts w:ascii="Times New Roman" w:hAnsi="Times New Roman"/>
-          <w:color w:val="000000"/>
-          <w:sz w:val="24"/>
-          <w:szCs w:val="24"/>
-        </w:rPr>
-        <w:t xml:space="preserve">Напоєний хмарою крові, священномученику Господній Тимотеє,* приніс плід у землі твого серця,* невичерпну поживу, яку прийняв ти від Бога.* Тому молимо </w:t>
-      </w:r>
-      <w:r>
-        <w:rPr>
-          <w:rFonts w:ascii="Times New Roman" w:hAnsi="Times New Roman"/>
-          <w:sz w:val="24"/>
-          <w:szCs w:val="24"/>
-        </w:rPr>
-        <w:t>т</w:t>
-      </w:r>
-      <w:r>
-        <w:rPr>
-          <w:rFonts w:ascii="Times New Roman" w:hAnsi="Times New Roman"/>
-          <w:color w:val="000000"/>
-          <w:sz w:val="24"/>
-          <w:szCs w:val="24"/>
-        </w:rPr>
-        <w:t>ебе, щоб визволилися від бід ми,* що творимо пам’ять твою.</w:t>
-      </w:r>
-      <w:r>
-        <w:rPr>
-          <w:rFonts w:ascii="Times New Roman" w:hAnsi="Times New Roman"/>
-          <w:sz w:val="24"/>
-          <w:szCs w:val="24"/>
-        </w:rPr>
-        <w:t xml:space="preserve"> </w:t>
+        <w:t xml:space="preserve">Ти, що повсякчас і кожної години на небі й на землі приймаєш поклін і славу, Боже добрий, довготерпеливий й многомилостивий, що праведних любиш, і грішних милуєш, і всіх кличеш до спасіння, заради обіцянки майбутніх благ! Прийми, Господи, в цю хвилину й наші молитви і спрямуй життя наше до твоїх заповідей. Душі наші освяти, тіла очисти, думки наші направ, розум очисти й протверези, і визволь нас від усякої скорботи, лиха й слабування. Захисти нас святими ангелами твоїми, щоб ми, їх охороною збережені й напоумлені, осягнули єдність віри та зрозуміння неприступної твоєї слави, бо ти благословенний на віки </w:t>
+      </w:r>
+      <w:r>
+        <w:rPr>
+          <w:rFonts w:ascii="Times New Roman" w:hAnsi="Times New Roman"/>
+          <w:sz w:val="24"/>
+        </w:rPr>
+        <w:t>віків.</w:t>
+      </w:r>
+    </w:p>
+    <w:p>
+      <w:pPr>
+        <w:spacing w:line="240" w:lineRule="auto"/>
+        <w:rPr>
+          <w:rFonts w:ascii="Times New Roman" w:hAnsi="Times New Roman"/>
+          <w:sz w:val="24"/>
+        </w:rPr>
+      </w:pPr>
+      <w:r>
+        <w:rPr>
+          <w:rFonts w:ascii="Times New Roman" w:hAnsi="Times New Roman"/>
+          <w:i/>
+          <w:color w:val="FF0000"/>
+          <w:sz w:val="24"/>
+        </w:rPr>
+        <w:t xml:space="preserve">Вірні: </w:t>
+      </w:r>
+      <w:r>
+        <w:rPr>
+          <w:rFonts w:ascii="Times New Roman" w:hAnsi="Times New Roman"/>
+          <w:sz w:val="24"/>
+        </w:rPr>
+        <w:t>Амінь.</w:t>
       </w:r>
     </w:p>
     <w:p>
@@ -9245,7 +10651,7 @@
           <w:color w:val="FF0000"/>
           <w:sz w:val="24"/>
         </w:rPr>
-        <w:t>(40 р.)</w:t>
+        <w:t>(3 р.)</w:t>
       </w:r>
       <w:r>
         <w:rPr>
@@ -9260,17 +10666,15 @@
         <w:spacing w:line="240" w:lineRule="auto"/>
         <w:rPr>
           <w:rFonts w:ascii="Times New Roman" w:hAnsi="Times New Roman"/>
-          <w:i/>
-          <w:color w:val="FF0000"/>
-          <w:sz w:val="24"/>
-        </w:rPr>
-      </w:pPr>
-      <w:r>
-        <w:rPr>
-          <w:rFonts w:ascii="Times New Roman" w:hAnsi="Times New Roman"/>
-          <w:sz w:val="24"/>
-        </w:rPr>
-        <w:t xml:space="preserve">Ти, що повсякчас і кожної години на небі й на землі приймаєш поклін і славу, Боже добрий, довготерпеливий й многомилостивий, що праведних любиш, і грішних милуєш, і всіх кличеш до спасіння, заради обіцянки майбутніх благ! Прийми, Господи, в цю хвилину й наші молитви і спрямуй життя наше до твоїх заповідей. Душі наші освяти, тіла очисти, думки наші направ, розум очисти й протверези, і визволь нас від усякої скорботи, лиха й слабування. Захисти нас святими ангелами твоїми, щоб ми, їх охороною збережені й напоумлені, осягнули єдність віри та зрозуміння неприступної твоєї слави, бо ти благословенний на віки </w:t>
+          <w:sz w:val="24"/>
+        </w:rPr>
+      </w:pPr>
+      <w:r>
+        <w:rPr>
+          <w:rFonts w:ascii="Times New Roman" w:hAnsi="Times New Roman"/>
+          <w:sz w:val="24"/>
+        </w:rPr>
+        <w:t xml:space="preserve">Слава Отцю, і Сину, і Святому Духові,* і нині, і повсякчас, і на віки </w:t>
       </w:r>
       <w:r>
         <w:rPr>
@@ -9279,6 +10683,70 @@
         </w:rPr>
         <w:t>віків.</w:t>
       </w:r>
+      <w:r>
+        <w:rPr>
+          <w:rFonts w:ascii="Times New Roman" w:hAnsi="Times New Roman"/>
+          <w:sz w:val="24"/>
+        </w:rPr>
+        <w:t xml:space="preserve"> Амінь.</w:t>
+      </w:r>
+    </w:p>
+    <w:p>
+      <w:pPr>
+        <w:spacing w:line="240" w:lineRule="auto"/>
+        <w:rPr>
+          <w:rFonts w:ascii="Times New Roman" w:hAnsi="Times New Roman"/>
+          <w:sz w:val="24"/>
+        </w:rPr>
+      </w:pPr>
+      <w:r>
+        <w:rPr>
+          <w:rFonts w:ascii="Times New Roman" w:hAnsi="Times New Roman"/>
+          <w:sz w:val="24"/>
+        </w:rPr>
+        <w:t>Чеснішу від херувимів і незрівнянно славнішу і від серафимів,* що без зотління Бога Слово породила,* сущу Богородицю, тебе величаємо.</w:t>
+      </w:r>
+    </w:p>
+    <w:p>
+      <w:pPr>
+        <w:spacing w:line="240" w:lineRule="auto"/>
+        <w:rPr>
+          <w:rFonts w:ascii="Times New Roman" w:hAnsi="Times New Roman"/>
+          <w:sz w:val="24"/>
+        </w:rPr>
+      </w:pPr>
+      <w:r>
+        <w:rPr>
+          <w:rFonts w:ascii="Times New Roman" w:hAnsi="Times New Roman"/>
+          <w:sz w:val="24"/>
+        </w:rPr>
+        <w:t>Іменем Господнім благослови, отче!</w:t>
+      </w:r>
+    </w:p>
+    <w:p>
+      <w:pPr>
+        <w:spacing w:line="240" w:lineRule="auto"/>
+        <w:rPr>
+          <w:rFonts w:ascii="Times New Roman" w:hAnsi="Times New Roman"/>
+          <w:sz w:val="24"/>
+        </w:rPr>
+      </w:pPr>
+      <w:r>
+        <w:rPr>
+          <w:rFonts w:ascii="Times New Roman" w:hAnsi="Times New Roman"/>
+          <w:i/>
+          <w:color w:val="FF0000"/>
+          <w:sz w:val="24"/>
+        </w:rPr>
+        <w:t xml:space="preserve">Священик: </w:t>
+      </w:r>
+      <w:r>
+        <w:rPr>
+          <w:rFonts w:ascii="Times New Roman" w:hAnsi="Times New Roman"/>
+          <w:sz w:val="24"/>
+        </w:rPr>
+        <w:t>Боже, змилуйся над нами і благослови нас; світлом лиця твого осяй нас і помилуй нас.</w:t>
+      </w:r>
     </w:p>
     <w:p>
       <w:pPr>
@@ -9308,150 +10776,6 @@
     <w:p>
       <w:pPr>
         <w:spacing w:line="240" w:lineRule="auto"/>
-        <w:rPr>
-          <w:rFonts w:ascii="Times New Roman" w:hAnsi="Times New Roman"/>
-          <w:sz w:val="24"/>
-        </w:rPr>
-      </w:pPr>
-      <w:r>
-        <w:rPr>
-          <w:rFonts w:ascii="Times New Roman" w:hAnsi="Times New Roman"/>
-          <w:sz w:val="24"/>
-        </w:rPr>
-        <w:t xml:space="preserve">Господи, помилуй </w:t>
-      </w:r>
-      <w:r>
-        <w:rPr>
-          <w:rFonts w:ascii="Times New Roman" w:hAnsi="Times New Roman"/>
-          <w:i/>
-          <w:color w:val="FF0000"/>
-          <w:sz w:val="24"/>
-        </w:rPr>
-        <w:t>(3 р.)</w:t>
-      </w:r>
-      <w:r>
-        <w:rPr>
-          <w:rFonts w:ascii="Times New Roman" w:hAnsi="Times New Roman"/>
-          <w:sz w:val="24"/>
-        </w:rPr>
-        <w:t>.</w:t>
-      </w:r>
-    </w:p>
-    <w:p>
-      <w:pPr>
-        <w:spacing w:line="240" w:lineRule="auto"/>
-        <w:rPr>
-          <w:rFonts w:ascii="Times New Roman" w:hAnsi="Times New Roman"/>
-          <w:sz w:val="24"/>
-        </w:rPr>
-      </w:pPr>
-      <w:r>
-        <w:rPr>
-          <w:rFonts w:ascii="Times New Roman" w:hAnsi="Times New Roman"/>
-          <w:sz w:val="24"/>
-        </w:rPr>
-        <w:t xml:space="preserve">Слава Отцю, і Сину, і Святому Духові,* і нині, і повсякчас, і на віки </w:t>
-      </w:r>
-      <w:r>
-        <w:rPr>
-          <w:rFonts w:ascii="Times New Roman" w:hAnsi="Times New Roman"/>
-          <w:sz w:val="24"/>
-        </w:rPr>
-        <w:t>віків.</w:t>
-      </w:r>
-      <w:r>
-        <w:rPr>
-          <w:rFonts w:ascii="Times New Roman" w:hAnsi="Times New Roman"/>
-          <w:sz w:val="24"/>
-        </w:rPr>
-        <w:t xml:space="preserve"> Амінь.</w:t>
-      </w:r>
-    </w:p>
-    <w:p>
-      <w:pPr>
-        <w:spacing w:line="240" w:lineRule="auto"/>
-        <w:rPr>
-          <w:rFonts w:ascii="Times New Roman" w:hAnsi="Times New Roman"/>
-          <w:sz w:val="24"/>
-        </w:rPr>
-      </w:pPr>
-      <w:r>
-        <w:rPr>
-          <w:rFonts w:ascii="Times New Roman" w:hAnsi="Times New Roman"/>
-          <w:sz w:val="24"/>
-        </w:rPr>
-        <w:t>Чеснішу від херувимів і незрівнянно славнішу і від серафимів,* що без зотління Бога Слово породила,* сущу Богородицю, тебе величаємо.</w:t>
-      </w:r>
-    </w:p>
-    <w:p>
-      <w:pPr>
-        <w:spacing w:line="240" w:lineRule="auto"/>
-        <w:rPr>
-          <w:rFonts w:ascii="Times New Roman" w:hAnsi="Times New Roman"/>
-          <w:sz w:val="24"/>
-        </w:rPr>
-      </w:pPr>
-      <w:r>
-        <w:rPr>
-          <w:rFonts w:ascii="Times New Roman" w:hAnsi="Times New Roman"/>
-          <w:sz w:val="24"/>
-        </w:rPr>
-        <w:t>Іменем Господнім благослови, отче!</w:t>
-      </w:r>
-    </w:p>
-    <w:p>
-      <w:pPr>
-        <w:spacing w:line="240" w:lineRule="auto"/>
-        <w:rPr>
-          <w:rFonts w:ascii="Times New Roman" w:hAnsi="Times New Roman"/>
-          <w:sz w:val="24"/>
-        </w:rPr>
-      </w:pPr>
-      <w:r>
-        <w:rPr>
-          <w:rFonts w:ascii="Times New Roman" w:hAnsi="Times New Roman"/>
-          <w:i/>
-          <w:color w:val="FF0000"/>
-          <w:sz w:val="24"/>
-        </w:rPr>
-        <w:t xml:space="preserve">Священик: </w:t>
-      </w:r>
-      <w:r>
-        <w:rPr>
-          <w:rFonts w:ascii="Times New Roman" w:hAnsi="Times New Roman"/>
-          <w:sz w:val="24"/>
-        </w:rPr>
-        <w:t>Боже, змилуйся над нами і благослови нас; світлом лиця твого осяй нас і помилуй нас.</w:t>
-      </w:r>
-    </w:p>
-    <w:p>
-      <w:pPr>
-        <w:spacing w:line="240" w:lineRule="auto"/>
-        <w:rPr>
-          <w:rFonts w:ascii="Times New Roman" w:hAnsi="Times New Roman"/>
-          <w:sz w:val="24"/>
-        </w:rPr>
-      </w:pPr>
-      <w:r>
-        <w:rPr>
-          <w:rFonts w:ascii="Times New Roman" w:hAnsi="Times New Roman"/>
-          <w:i/>
-          <w:color w:val="FF0000"/>
-          <w:sz w:val="24"/>
-        </w:rPr>
-        <w:t xml:space="preserve">Вірні: </w:t>
-      </w:r>
-      <w:r>
-        <w:rPr>
-          <w:rFonts w:ascii="Times New Roman" w:hAnsi="Times New Roman"/>
-          <w:sz w:val="24"/>
-        </w:rPr>
-        <w:t>Амінь.</w:t>
-      </w:r>
-    </w:p>
-    <w:p>
-      <w:pPr>
-        <w:spacing w:line="240" w:lineRule="auto"/>
         <w:jc w:val="center"/>
         <w:rPr>
           <w:rFonts w:ascii="Times New Roman" w:hAnsi="Times New Roman"/>
@@ -9486,7 +10810,55 @@
           <w:rFonts w:ascii="Times New Roman" w:hAnsi="Times New Roman"/>
           <w:sz w:val="24"/>
         </w:rPr>
-        <w:t xml:space="preserve">Владико Господи, Ісусе Христе, Боже наш! Ти довго терпиш наші провини і привів нас аж до цієї години, в яку ти на животворнім дереві висячи, благорозумному розбійникові до раю відчинив вхід і смертю смерть знищив. Очисти нас грішних і недостойних слуг твоїх, бо нагрішили ми й беззаконня натворили, що вже не достойні звести очей наших і поглянути на височінь небесну, бо ми знехтували дорогу правди твоєї і ходили, куди вело нас серце наше! Тож молимо твоє безмірне милосердя: Пожалій нас, Боже, з безмежної милости своєї і спаси нас задля імени твого святого, бо змарнували ми в суєті дні наші. Визволи нас із руки супротивника і прости нам гріхи наші. Умертви тілесні пристрасті наші, щоб відкинувши стару людину, ми в нову зодягнулися, і жили для тебе, Владики нашого і Доброчинця, і так, ідучи за твоїми веліннями, досягли вічного спокою, де для всіх праведних радісна оселя. Бо ти правдиво істинна веселість і радість для тих, які люблять тебе, Христе Боже наш, і тобі славу віддаємо з предвічним твоїм Отцем, і пресвятим, і благим, і животворним твоїм Духом, нині і повсякчас, і на віки </w:t>
+        <w:t xml:space="preserve">Владико Господи, Ісусе Христе, Боже наш! Ти довго </w:t>
+      </w:r>
+      <w:proofErr w:type="spellStart"/>
+      <w:r>
+        <w:rPr>
+          <w:rFonts w:ascii="Times New Roman" w:hAnsi="Times New Roman"/>
+          <w:sz w:val="24"/>
+        </w:rPr>
+        <w:t>терпиш</w:t>
+      </w:r>
+      <w:proofErr w:type="spellEnd"/>
+      <w:r>
+        <w:rPr>
+          <w:rFonts w:ascii="Times New Roman" w:hAnsi="Times New Roman"/>
+          <w:sz w:val="24"/>
+        </w:rPr>
+        <w:t xml:space="preserve"> наші провини і привів нас аж до цієї години, в яку ти на животворнім дереві висячи, </w:t>
+      </w:r>
+      <w:proofErr w:type="spellStart"/>
+      <w:r>
+        <w:rPr>
+          <w:rFonts w:ascii="Times New Roman" w:hAnsi="Times New Roman"/>
+          <w:sz w:val="24"/>
+        </w:rPr>
+        <w:t>благорозумному</w:t>
+      </w:r>
+      <w:proofErr w:type="spellEnd"/>
+      <w:r>
+        <w:rPr>
+          <w:rFonts w:ascii="Times New Roman" w:hAnsi="Times New Roman"/>
+          <w:sz w:val="24"/>
+        </w:rPr>
+        <w:t xml:space="preserve"> розбійникові до раю відчинив вхід і смертю смерть знищив. Очисти нас грішних і недостойних слуг твоїх, бо нагрішили ми й беззаконня натворили, що вже не достойні звести очей наших і поглянути на височінь небесну, бо ми знехтували дорогу правди твоєї і ходили, куди вело нас серце наше! Тож молимо твоє безмірне милосердя: Пожалій нас, Боже, з безмежної милости своєї і спаси нас задля </w:t>
+      </w:r>
+      <w:proofErr w:type="spellStart"/>
+      <w:r>
+        <w:rPr>
+          <w:rFonts w:ascii="Times New Roman" w:hAnsi="Times New Roman"/>
+          <w:sz w:val="24"/>
+        </w:rPr>
+        <w:t>імени</w:t>
+      </w:r>
+      <w:proofErr w:type="spellEnd"/>
+      <w:r>
+        <w:rPr>
+          <w:rFonts w:ascii="Times New Roman" w:hAnsi="Times New Roman"/>
+          <w:sz w:val="24"/>
+        </w:rPr>
+        <w:t xml:space="preserve"> твого святого, бо змарнували ми в суєті дні наші. Визволи нас із руки супротивника і прости нам гріхи наші. Умертви тілесні пристрасті наші, щоб відкинувши стару людину, ми в нову зодягнулися, і жили для тебе, Владики нашого і Доброчинця, і так, ідучи за твоїми веліннями, досягли вічного спокою, де для всіх праведних радісна оселя. Бо ти правдиво істинна веселість і радість для тих, які люблять тебе, Христе Боже наш, і тобі славу віддаємо з предвічним твоїм Отцем, і пресвятим, і благим, і животворним твоїм Духом, нині і повсякчас, і на віки </w:t>
       </w:r>
       <w:r>
         <w:rPr>
@@ -9964,7 +11336,7 @@
     <w:lsdException w:name="Unresolved Mention" w:semiHidden="1" w:uiPriority="99" w:unhideWhenUsed="1"/>
     <w:lsdException w:name="Smart Link" w:semiHidden="1" w:uiPriority="99" w:unhideWhenUsed="1"/>
   </w:latentStyles>
-  <w:style w:type="paragraph" w:default="1" w:styleId="Normal">
+  <w:style w:type="paragraph" w:default="1" w:styleId="a">
     <w:name w:val="Normal"/>
     <w:qFormat/>
     <w:rsid w:val="004C1835"/>
@@ -9978,11 +11350,11 @@
       <w:lang w:eastAsia="en-US"/>
     </w:rPr>
   </w:style>
-  <w:style w:type="paragraph" w:styleId="Heading2">
+  <w:style w:type="paragraph" w:styleId="2">
     <w:name w:val="heading 2"/>
-    <w:basedOn w:val="Normal"/>
-    <w:next w:val="Normal"/>
-    <w:link w:val="Heading2Char"/>
+    <w:basedOn w:val="a"/>
+    <w:next w:val="a"/>
+    <w:link w:val="20"/>
     <w:qFormat/>
     <w:rsid w:val="004370AD"/>
     <w:pPr>
@@ -9998,13 +11370,13 @@
       <w:szCs w:val="26"/>
     </w:rPr>
   </w:style>
-  <w:style w:type="character" w:default="1" w:styleId="DefaultParagraphFont">
+  <w:style w:type="character" w:default="1" w:styleId="a0">
     <w:name w:val="Default Paragraph Font"/>
     <w:uiPriority w:val="1"/>
     <w:semiHidden/>
     <w:unhideWhenUsed/>
   </w:style>
-  <w:style w:type="table" w:default="1" w:styleId="TableNormal">
+  <w:style w:type="table" w:default="1" w:styleId="a1">
     <w:name w:val="Normal Table"/>
     <w:uiPriority w:val="99"/>
     <w:semiHidden/>
@@ -10019,15 +11391,15 @@
       </w:tblCellMar>
     </w:tblPr>
   </w:style>
-  <w:style w:type="numbering" w:default="1" w:styleId="NoList">
+  <w:style w:type="numbering" w:default="1" w:styleId="a2">
     <w:name w:val="No List"/>
     <w:uiPriority w:val="99"/>
     <w:semiHidden/>
     <w:unhideWhenUsed/>
   </w:style>
-  <w:style w:type="character" w:customStyle="1" w:styleId="Heading2Char">
-    <w:name w:val="Heading 2 Char"/>
-    <w:link w:val="Heading2"/>
+  <w:style w:type="character" w:customStyle="1" w:styleId="20">
+    <w:name w:val="Заголовок 2 Знак"/>
+    <w:link w:val="2"/>
     <w:locked/>
     <w:rsid w:val="004370AD"/>
     <w:rPr>
